--- a/introducao_git.docx
+++ b/introducao_git.docx
@@ -34,7 +34,16 @@
     </w:p>
     <w:p>
       <w:r>
-        <w:t>O Git é um software de código aberto (</w:t>
+        <w:t xml:space="preserve">O </w:t>
+      </w:r>
+      <w:r>
+        <w:rPr>
+          <w:u w:val="double" w:color="C00000"/>
+        </w:rPr>
+        <w:t>Git é um software de código aberto</w:t>
+      </w:r>
+      <w:r>
+        <w:t xml:space="preserve"> (</w:t>
       </w:r>
       <w:r>
         <w:rPr>
@@ -44,7 +53,16 @@
         <w:t>open source</w:t>
       </w:r>
       <w:r>
-        <w:t xml:space="preserve">) projetado para o versionamento de código, consolidando-se como a ferramenta padrão na indústria de desenvolvimento de software. Diferente de softwares proprietários ("enterprise"), ser </w:t>
+        <w:t xml:space="preserve">) projetado para o </w:t>
+      </w:r>
+      <w:r>
+        <w:rPr>
+          <w:u w:val="double" w:color="C00000"/>
+        </w:rPr>
+        <w:t>versionamento de código</w:t>
+      </w:r>
+      <w:r>
+        <w:t xml:space="preserve">, consolidando-se como a ferramenta padrão na indústria de desenvolvimento de software. Diferente de softwares proprietários ("enterprise"), ser </w:t>
       </w:r>
       <w:r>
         <w:rPr>
@@ -54,7 +72,13 @@
         <w:t>open source</w:t>
       </w:r>
       <w:r>
-        <w:t xml:space="preserve"> garante que o código-fonte da ferramenta esteja acessível para inspeção, uso gratuito e contribuições da comunidade global.</w:t>
+        <w:t xml:space="preserve"> garante que o código-fonte da ferramenta esteja </w:t>
+      </w:r>
+      <w:r>
+        <w:rPr>
+          <w:u w:val="double" w:color="C00000"/>
+        </w:rPr>
+        <w:t>acessível para inspeção, uso gratuito e contribuições da comunidade global.</w:t>
       </w:r>
     </w:p>
     <w:p>
@@ -69,7 +93,16 @@
         <w:t>Linus Torvalds</w:t>
       </w:r>
       <w:r>
-        <w:t>, criador do Linux. A necessidade surgiu da carência de um sistema que suportasse a escala e a complexidade do kernel do Linux, exigindo uma solução que priorizasse a integridade dos dados e o desempenho em projetos massivos com milhares de colaboradores.</w:t>
+        <w:t xml:space="preserve">, criador do Linux. A necessidade surgiu da carência de um sistema que suportasse a escala e a complexidade do kernel do Linux, exigindo uma </w:t>
+      </w:r>
+      <w:r>
+        <w:rPr>
+          <w:u w:val="double" w:color="C00000"/>
+        </w:rPr>
+        <w:t>solução que priorizasse a integridade dos dados e o desempenho em projetos massivos com milhares de colaboradores</w:t>
+      </w:r>
+      <w:r>
+        <w:t>.</w:t>
       </w:r>
     </w:p>
     <w:p>
@@ -3074,6 +3107,7 @@
   <w:style w:type="character" w:default="1" w:styleId="Fontepargpadro">
     <w:name w:val="Default Paragraph Font"/>
     <w:uiPriority w:val="1"/>
+    <w:semiHidden/>
     <w:unhideWhenUsed/>
   </w:style>
   <w:style w:type="table" w:default="1" w:styleId="Tabelanormal">

--- a/introducao_git.docx
+++ b/introducao_git.docx
@@ -110,6 +110,7 @@
         <w:rPr>
           <w:b/>
           <w:bCs/>
+          <w:u w:val="double" w:color="C00000"/>
         </w:rPr>
       </w:pPr>
       <w:r>
@@ -122,7 +123,16 @@
     </w:p>
     <w:p>
       <w:r>
-        <w:t xml:space="preserve">O versionamento é a prática de gerenciar o histórico de evolução de um software. Utilizando a analogia de uma </w:t>
+        <w:t xml:space="preserve">O </w:t>
+      </w:r>
+      <w:r>
+        <w:rPr>
+          <w:u w:val="double" w:color="C00000"/>
+        </w:rPr>
+        <w:t>versionamento é a prática de gerenciar o histórico de evolução de um software</w:t>
+      </w:r>
+      <w:r>
+        <w:t xml:space="preserve">. Utilizando a analogia de uma </w:t>
       </w:r>
       <w:r>
         <w:rPr>
@@ -132,7 +142,13 @@
         <w:t>"agenda de registros"</w:t>
       </w:r>
       <w:r>
-        <w:t>, o Git documenta meticulosamente:</w:t>
+        <w:t xml:space="preserve">, o </w:t>
+      </w:r>
+      <w:r>
+        <w:rPr>
+          <w:u w:val="double" w:color="C00000"/>
+        </w:rPr>
+        <w:t>Git documenta meticulosamente:</w:t>
       </w:r>
     </w:p>
     <w:p>
@@ -146,11 +162,18 @@
         <w:rPr>
           <w:b/>
           <w:bCs/>
+          <w:u w:val="double" w:color="C00000"/>
         </w:rPr>
         <w:t>Quem</w:t>
       </w:r>
       <w:r>
-        <w:t xml:space="preserve"> realizou a alteração (autor);</w:t>
+        <w:rPr>
+          <w:u w:val="double" w:color="C00000"/>
+        </w:rPr>
+        <w:t xml:space="preserve"> realizou a alteração</w:t>
+      </w:r>
+      <w:r>
+        <w:t xml:space="preserve"> (autor);</w:t>
       </w:r>
     </w:p>
     <w:p>
@@ -164,11 +187,18 @@
         <w:rPr>
           <w:b/>
           <w:bCs/>
+          <w:u w:val="double" w:color="C00000"/>
         </w:rPr>
         <w:t>Quando</w:t>
       </w:r>
       <w:r>
-        <w:t xml:space="preserve"> ocorreu (data e hora);</w:t>
+        <w:rPr>
+          <w:u w:val="double" w:color="C00000"/>
+        </w:rPr>
+        <w:t xml:space="preserve"> ocorreu</w:t>
+      </w:r>
+      <w:r>
+        <w:t xml:space="preserve"> (data e hora);</w:t>
       </w:r>
     </w:p>
     <w:p>
@@ -182,11 +212,18 @@
         <w:rPr>
           <w:b/>
           <w:bCs/>
+          <w:u w:val="double" w:color="C00000"/>
         </w:rPr>
         <w:t>Quais</w:t>
       </w:r>
       <w:r>
-        <w:t xml:space="preserve"> arquivos foram afetados;</w:t>
+        <w:rPr>
+          <w:u w:val="double" w:color="C00000"/>
+        </w:rPr>
+        <w:t xml:space="preserve"> arquivos foram afetados</w:t>
+      </w:r>
+      <w:r>
+        <w:t>;</w:t>
       </w:r>
     </w:p>
     <w:p>
@@ -200,20 +237,26 @@
         <w:rPr>
           <w:b/>
           <w:bCs/>
+          <w:u w:val="double" w:color="C00000"/>
         </w:rPr>
         <w:t xml:space="preserve">O </w:t>
       </w:r>
-      <w:proofErr w:type="spellStart"/>
-      <w:r>
-        <w:rPr>
-          <w:b/>
-          <w:bCs/>
-        </w:rPr>
-        <w:t>quê</w:t>
-      </w:r>
-      <w:proofErr w:type="spellEnd"/>
-      <w:r>
-        <w:t xml:space="preserve"> exatamente foi modificado no conteúdo.</w:t>
+      <w:r>
+        <w:rPr>
+          <w:b/>
+          <w:bCs/>
+          <w:u w:val="double" w:color="C00000"/>
+        </w:rPr>
+        <w:t>que</w:t>
+      </w:r>
+      <w:r>
+        <w:rPr>
+          <w:u w:val="double" w:color="C00000"/>
+        </w:rPr>
+        <w:t xml:space="preserve"> exatamente foi modificado</w:t>
+      </w:r>
+      <w:r>
+        <w:t xml:space="preserve"> no conteúdo.</w:t>
       </w:r>
     </w:p>
     <w:p>
@@ -238,7 +281,16 @@
         <w:t>desenvolvimento distribuído</w:t>
       </w:r>
       <w:r>
-        <w:t>, permitindo que múltiplas frentes de trabalho (ramificações) coexistam simultaneamente sem conflitos imediatos.</w:t>
+        <w:t xml:space="preserve">, </w:t>
+      </w:r>
+      <w:r>
+        <w:rPr>
+          <w:u w:val="double" w:color="C00000"/>
+        </w:rPr>
+        <w:t>permitindo que múltiplas frentes de trabalho (ramificações) coexistam simultaneamente sem conflitos</w:t>
+      </w:r>
+      <w:r>
+        <w:t xml:space="preserve"> imediatos.</w:t>
       </w:r>
     </w:p>
     <w:p>

--- a/introducao_git.docx
+++ b/introducao_git.docx
@@ -310,12 +310,25 @@
     </w:p>
     <w:p>
       <w:r>
-        <w:t xml:space="preserve">Diferente de sistemas legados que salvam cópias completas de arquivos a cada alteração, o Git opera através de </w:t>
-      </w:r>
-      <w:r>
-        <w:rPr>
-          <w:b/>
-          <w:bCs/>
+        <w:rPr>
+          <w:u w:val="double" w:color="C00000"/>
+        </w:rPr>
+        <w:t>Diferente de sistemas legados que salvam cópias completas de arquivos a cada alteração</w:t>
+      </w:r>
+      <w:r>
+        <w:t xml:space="preserve">, </w:t>
+      </w:r>
+      <w:r>
+        <w:rPr>
+          <w:u w:val="double" w:color="C00000"/>
+        </w:rPr>
+        <w:t xml:space="preserve">o Git opera através de </w:t>
+      </w:r>
+      <w:r>
+        <w:rPr>
+          <w:b/>
+          <w:bCs/>
+          <w:u w:val="double" w:color="C00000"/>
         </w:rPr>
         <w:t>Diffs</w:t>
       </w:r>
@@ -325,27 +338,68 @@
     </w:p>
     <w:p>
       <w:r>
-        <w:t xml:space="preserve">Tecnicamente, o Git armazena apenas o "delta" — as linhas específicas que foram adicionadas ou removidas. Esta abordagem é fundamental para a </w:t>
-      </w:r>
-      <w:r>
-        <w:rPr>
-          <w:b/>
-          <w:bCs/>
+        <w:t xml:space="preserve">Tecnicamente, o Git armazena apenas o "delta" — </w:t>
+      </w:r>
+      <w:r>
+        <w:rPr>
+          <w:u w:val="double" w:color="C00000"/>
+        </w:rPr>
+        <w:t>as linhas específicas que foram adicionadas ou removidas</w:t>
+      </w:r>
+      <w:r>
+        <w:t xml:space="preserve">. Esta abordagem é fundamental para a </w:t>
+      </w:r>
+      <w:r>
+        <w:rPr>
+          <w:b/>
+          <w:bCs/>
+          <w:u w:val="double" w:color="C00000"/>
         </w:rPr>
         <w:t>eficiência de armazenamento</w:t>
       </w:r>
       <w:r>
+        <w:rPr>
+          <w:u w:val="double" w:color="C00000"/>
+        </w:rPr>
         <w:t xml:space="preserve"> e </w:t>
       </w:r>
       <w:r>
         <w:rPr>
           <w:b/>
           <w:bCs/>
+          <w:u w:val="double" w:color="C00000"/>
         </w:rPr>
         <w:t>performance de rede</w:t>
       </w:r>
       <w:r>
-        <w:t>, pois evita a redundância de dados. O histórico do projeto é uma reconstrução lógica baseada na soma dessas diferenças, desde o primeiro registro até o estado atual, permitindo que o sistema retorne a qualquer ponto no tempo de forma instantânea.</w:t>
+        <w:t xml:space="preserve">, pois </w:t>
+      </w:r>
+      <w:r>
+        <w:rPr>
+          <w:u w:val="double" w:color="C00000"/>
+        </w:rPr>
+        <w:t>evita a redundância de dados</w:t>
+      </w:r>
+      <w:r>
+        <w:t xml:space="preserve">. O histórico do projeto é uma </w:t>
+      </w:r>
+      <w:r>
+        <w:rPr>
+          <w:u w:val="double" w:color="C00000"/>
+        </w:rPr>
+        <w:t>reconstrução lógica baseada na soma dessas diferenças</w:t>
+      </w:r>
+      <w:r>
+        <w:t xml:space="preserve">, desde o primeiro registro até o estado atual, </w:t>
+      </w:r>
+      <w:r>
+        <w:rPr>
+          <w:u w:val="double" w:color="C00000"/>
+        </w:rPr>
+        <w:t>permitindo que o sistema retorne a qualquer ponto no tempo de forma instantânea</w:t>
+      </w:r>
+      <w:r>
+        <w:t>.</w:t>
       </w:r>
     </w:p>
     <w:p>

--- a/introducao_git.docx
+++ b/introducao_git.docx
@@ -438,7 +438,16 @@
         <w:t>Git:</w:t>
       </w:r>
       <w:r>
-        <w:t xml:space="preserve"> O software instalado localmente para gerenciar o histórico e as ramificações na máquina do desenvolvedor.</w:t>
+        <w:t xml:space="preserve"> </w:t>
+      </w:r>
+      <w:r>
+        <w:rPr>
+          <w:u w:val="double" w:color="C00000"/>
+        </w:rPr>
+        <w:t>O software instalado localmente para gerenciar o histórico e as ramificações na máquina do desenvolvedor</w:t>
+      </w:r>
+      <w:r>
+        <w:t>.</w:t>
       </w:r>
     </w:p>
     <w:p>
@@ -456,17 +465,36 @@
         <w:t>GitHub:</w:t>
       </w:r>
       <w:r>
-        <w:t xml:space="preserve"> Um serviço de nuvem que atua como um </w:t>
-      </w:r>
-      <w:r>
-        <w:rPr>
-          <w:b/>
-          <w:bCs/>
+        <w:t xml:space="preserve"> </w:t>
+      </w:r>
+      <w:r>
+        <w:rPr>
+          <w:u w:val="double" w:color="C00000"/>
+        </w:rPr>
+        <w:t xml:space="preserve">Um serviço de nuvem que atua como um </w:t>
+      </w:r>
+      <w:r>
+        <w:rPr>
+          <w:b/>
+          <w:bCs/>
+          <w:u w:val="double" w:color="C00000"/>
         </w:rPr>
         <w:t>Git Remote</w:t>
       </w:r>
       <w:r>
-        <w:t xml:space="preserve"> (repositório remoto). É o local onde o código e seu histórico são hospedados fora do ambiente local.</w:t>
+        <w:rPr>
+          <w:u w:val="double" w:color="C00000"/>
+        </w:rPr>
+        <w:t xml:space="preserve"> (repositório remoto)</w:t>
+      </w:r>
+      <w:r>
+        <w:t xml:space="preserve">. É o </w:t>
+      </w:r>
+      <w:r>
+        <w:rPr>
+          <w:u w:val="double" w:color="C00000"/>
+        </w:rPr>
+        <w:t>local onde o código e seu histórico são hospedados fora do ambiente local.</w:t>
       </w:r>
     </w:p>
     <w:p>

--- a/introducao_git.docx
+++ b/introducao_git.docx
@@ -615,17 +615,27 @@
     </w:p>
     <w:p>
       <w:r>
+        <w:rPr>
+          <w:u w:val="double" w:color="C00000"/>
+        </w:rPr>
         <w:t xml:space="preserve">O fluxo de trabalho moderno baseia-se em </w:t>
       </w:r>
       <w:r>
         <w:rPr>
           <w:b/>
           <w:bCs/>
+          <w:u w:val="double" w:color="C00000"/>
         </w:rPr>
         <w:t>Branches</w:t>
       </w:r>
       <w:r>
-        <w:t xml:space="preserve"> (ramificações), que permitem isolar o desenvolvimento de novas funcionalidades.</w:t>
+        <w:rPr>
+          <w:u w:val="double" w:color="C00000"/>
+        </w:rPr>
+        <w:t xml:space="preserve"> (ramificações), que permitem isolar o desenvolvimento de novas funcionalidades</w:t>
+      </w:r>
+      <w:r>
+        <w:t>.</w:t>
       </w:r>
     </w:p>
     <w:p>
@@ -643,7 +653,16 @@
         <w:t>Main/Master (Branch Principal):</w:t>
       </w:r>
       <w:r>
-        <w:t xml:space="preserve"> Representa a versão estável e pronta para produção.</w:t>
+        <w:t xml:space="preserve"> </w:t>
+      </w:r>
+      <w:r>
+        <w:rPr>
+          <w:u w:val="double" w:color="C00000"/>
+        </w:rPr>
+        <w:t>Representa a versão estável e pronta para produção</w:t>
+      </w:r>
+      <w:r>
+        <w:t>.</w:t>
       </w:r>
     </w:p>
     <w:p>
@@ -671,17 +690,30 @@
         <w:t>aplicativo do Facebook</w:t>
       </w:r>
       <w:r>
-        <w:t xml:space="preserve">. A versão que o usuário final acessa é a </w:t>
-      </w:r>
-      <w:r>
-        <w:rPr>
-          <w:b/>
-          <w:bCs/>
+        <w:t xml:space="preserve">. </w:t>
+      </w:r>
+      <w:r>
+        <w:rPr>
+          <w:u w:val="double" w:color="C00000"/>
+        </w:rPr>
+        <w:t xml:space="preserve">A versão que o usuário final acessa é a </w:t>
+      </w:r>
+      <w:r>
+        <w:rPr>
+          <w:b/>
+          <w:bCs/>
+          <w:u w:val="double" w:color="C00000"/>
         </w:rPr>
         <w:t>Main</w:t>
       </w:r>
       <w:r>
-        <w:t>. Ela contém apenas código testado e estável.</w:t>
+        <w:rPr>
+          <w:u w:val="double" w:color="C00000"/>
+        </w:rPr>
+        <w:t>. Ela contém apenas código testado e estável</w:t>
+      </w:r>
+      <w:r>
+        <w:t>.</w:t>
       </w:r>
     </w:p>
     <w:p>
@@ -699,7 +731,16 @@
         <w:t>Ramificações Paralelas:</w:t>
       </w:r>
       <w:r>
-        <w:t xml:space="preserve"> São cópias criadas para implementar novas funcionalidades ou correções (</w:t>
+        <w:t xml:space="preserve"> </w:t>
+      </w:r>
+      <w:r>
+        <w:rPr>
+          <w:u w:val="double" w:color="C00000"/>
+        </w:rPr>
+        <w:t>São cópias criadas para implementar novas funcionalidades ou correções</w:t>
+      </w:r>
+      <w:r>
+        <w:t xml:space="preserve"> (</w:t>
       </w:r>
       <w:proofErr w:type="spellStart"/>
       <w:r>
@@ -707,7 +748,25 @@
       </w:r>
       <w:proofErr w:type="spellEnd"/>
       <w:r>
-        <w:t>: uma nova cor de botão no app). O desenvolvedor trabalha isolado nesta "bolha" sem risco de introduzir bugs na versão que o cliente está usando.</w:t>
+        <w:t xml:space="preserve">: </w:t>
+      </w:r>
+      <w:r>
+        <w:rPr>
+          <w:u w:val="double" w:color="C00000"/>
+        </w:rPr>
+        <w:t>uma nova cor de botão no app</w:t>
+      </w:r>
+      <w:r>
+        <w:t xml:space="preserve">). </w:t>
+      </w:r>
+      <w:r>
+        <w:rPr>
+          <w:u w:val="double" w:color="C00000"/>
+        </w:rPr>
+        <w:t>O desenvolvedor trabalha isolado nesta "bolha" sem risco de introduzir bugs na versão que o cliente está usando</w:t>
+      </w:r>
+      <w:r>
+        <w:t>.</w:t>
       </w:r>
     </w:p>
     <w:p>
@@ -725,7 +784,16 @@
         <w:t>Merge (Mesclagem):</w:t>
       </w:r>
       <w:r>
-        <w:t xml:space="preserve"> Após a validação e teste da nova funcionalidade, as alterações da ramificação secundária são "fundidas" (mescladas) de volta à ramificação principal, atualizando a versão oficial do software.</w:t>
+        <w:t xml:space="preserve"> </w:t>
+      </w:r>
+      <w:r>
+        <w:rPr>
+          <w:u w:val="double" w:color="C00000"/>
+        </w:rPr>
+        <w:t>Após a validação e teste da nova funcionalidade, as alterações da ramificação secundária são "fundidas" (mescladas) de volta à ramificação principal</w:t>
+      </w:r>
+      <w:r>
+        <w:t>, atualizando a versão oficial do software.</w:t>
       </w:r>
     </w:p>
     <w:p>

--- a/introducao_git.docx
+++ b/introducao_git.docx
@@ -830,8 +830,8 @@
       </w:tblPr>
       <w:tblGrid>
         <w:gridCol w:w="1400"/>
-        <w:gridCol w:w="1315"/>
-        <w:gridCol w:w="5773"/>
+        <w:gridCol w:w="1442"/>
+        <w:gridCol w:w="5646"/>
       </w:tblGrid>
       <w:tr>
         <w:tc>
@@ -925,7 +925,18 @@
             <w:hideMark/>
           </w:tcPr>
           <w:p>
-            <w:r>
+            <w:pPr>
+              <w:rPr>
+                <w:b/>
+                <w:bCs/>
+              </w:rPr>
+            </w:pPr>
+            <w:r>
+              <w:rPr>
+                <w:b/>
+                <w:bCs/>
+                <w:color w:val="EE0000"/>
+              </w:rPr>
               <w:t>git init</w:t>
             </w:r>
           </w:p>
@@ -944,7 +955,13 @@
           </w:tcPr>
           <w:p>
             <w:r>
-              <w:t>Inicializa o versionamento no diretório atual.</w:t>
+              <w:rPr>
+                <w:u w:val="double" w:color="C00000"/>
+              </w:rPr>
+              <w:t>Inicializa o versionamento no diretório</w:t>
+            </w:r>
+            <w:r>
+              <w:t xml:space="preserve"> atual.</w:t>
             </w:r>
           </w:p>
         </w:tc>
@@ -985,7 +1002,18 @@
             <w:hideMark/>
           </w:tcPr>
           <w:p>
-            <w:r>
+            <w:pPr>
+              <w:rPr>
+                <w:b/>
+                <w:bCs/>
+              </w:rPr>
+            </w:pPr>
+            <w:r>
+              <w:rPr>
+                <w:b/>
+                <w:bCs/>
+                <w:color w:val="EE0000"/>
+              </w:rPr>
               <w:t>git status</w:t>
             </w:r>
           </w:p>
@@ -1056,7 +1084,19 @@
             <w:hideMark/>
           </w:tcPr>
           <w:p>
-            <w:r>
+            <w:pPr>
+              <w:rPr>
+                <w:b/>
+                <w:bCs/>
+                <w:color w:val="EE0000"/>
+              </w:rPr>
+            </w:pPr>
+            <w:r>
+              <w:rPr>
+                <w:b/>
+                <w:bCs/>
+                <w:color w:val="EE0000"/>
+              </w:rPr>
               <w:t>git add .</w:t>
             </w:r>
           </w:p>
@@ -1085,7 +1125,16 @@
               <w:t>Staging Area</w:t>
             </w:r>
             <w:r>
-              <w:t xml:space="preserve"> (zona de preparação). Fundamental para selecionar o que será incluído no próximo commit.</w:t>
+              <w:t xml:space="preserve"> (zona de preparação). </w:t>
+            </w:r>
+            <w:r>
+              <w:rPr>
+                <w:u w:val="double" w:color="C00000"/>
+              </w:rPr>
+              <w:t>Fundamental para selecionar o que será incluído no próximo commit</w:t>
+            </w:r>
+            <w:r>
+              <w:t>.</w:t>
             </w:r>
           </w:p>
         </w:tc>
@@ -1118,7 +1167,18 @@
             <w:hideMark/>
           </w:tcPr>
           <w:p>
-            <w:r>
+            <w:pPr>
+              <w:rPr>
+                <w:b/>
+                <w:bCs/>
+              </w:rPr>
+            </w:pPr>
+            <w:r>
+              <w:rPr>
+                <w:b/>
+                <w:bCs/>
+                <w:color w:val="EE0000"/>
+              </w:rPr>
               <w:t>git commit -m "msg"</w:t>
             </w:r>
           </w:p>
@@ -1188,7 +1248,18 @@
             <w:hideMark/>
           </w:tcPr>
           <w:p>
-            <w:r>
+            <w:pPr>
+              <w:rPr>
+                <w:b/>
+                <w:bCs/>
+              </w:rPr>
+            </w:pPr>
+            <w:r>
+              <w:rPr>
+                <w:b/>
+                <w:bCs/>
+                <w:color w:val="EE0000"/>
+              </w:rPr>
               <w:t>git log</w:t>
             </w:r>
           </w:p>
@@ -1207,7 +1278,13 @@
           </w:tcPr>
           <w:p>
             <w:r>
-              <w:t xml:space="preserve">Exibe o histórico de commits, mostrando o </w:t>
+              <w:rPr>
+                <w:u w:val="double" w:color="C00000"/>
+              </w:rPr>
+              <w:t>Exibe o histórico de commits</w:t>
+            </w:r>
+            <w:r>
+              <w:t xml:space="preserve">, mostrando o </w:t>
             </w:r>
             <w:r>
               <w:rPr>
@@ -1268,7 +1345,18 @@
             <w:hideMark/>
           </w:tcPr>
           <w:p>
-            <w:r>
+            <w:pPr>
+              <w:rPr>
+                <w:b/>
+                <w:bCs/>
+              </w:rPr>
+            </w:pPr>
+            <w:r>
+              <w:rPr>
+                <w:b/>
+                <w:bCs/>
+                <w:color w:val="EE0000"/>
+              </w:rPr>
               <w:t>git diff</w:t>
             </w:r>
           </w:p>
@@ -1287,7 +1375,13 @@
           </w:tcPr>
           <w:p>
             <w:r>
-              <w:t>Exibe a diferença exata entre o código atual e o último commit antes da gravação.</w:t>
+              <w:rPr>
+                <w:u w:val="double" w:color="C00000"/>
+              </w:rPr>
+              <w:t>Exibe a diferença exata entre o código atual e o último commit</w:t>
+            </w:r>
+            <w:r>
+              <w:t xml:space="preserve"> antes da gravação.</w:t>
             </w:r>
           </w:p>
         </w:tc>
@@ -1328,7 +1422,18 @@
             <w:hideMark/>
           </w:tcPr>
           <w:p>
-            <w:r>
+            <w:pPr>
+              <w:rPr>
+                <w:b/>
+                <w:bCs/>
+              </w:rPr>
+            </w:pPr>
+            <w:r>
+              <w:rPr>
+                <w:b/>
+                <w:bCs/>
+                <w:color w:val="EE0000"/>
+              </w:rPr>
               <w:t>git restore [file]</w:t>
             </w:r>
           </w:p>
@@ -1347,7 +1452,13 @@
           </w:tcPr>
           <w:p>
             <w:r>
-              <w:t>Descarta alterações locais e retorna o arquivo ao estado do último commit salvo.</w:t>
+              <w:rPr>
+                <w:u w:val="double" w:color="C00000"/>
+              </w:rPr>
+              <w:t>Descarta alterações locais e retorna o arquivo ao estado do último commit</w:t>
+            </w:r>
+            <w:r>
+              <w:t xml:space="preserve"> salvo.</w:t>
             </w:r>
           </w:p>
         </w:tc>
@@ -1366,6 +1477,12 @@
             <w:hideMark/>
           </w:tcPr>
           <w:p>
+            <w:pPr>
+              <w:rPr>
+                <w:b/>
+                <w:bCs/>
+              </w:rPr>
+            </w:pPr>
             <w:r>
               <w:rPr>
                 <w:b/>
@@ -1388,7 +1505,19 @@
             <w:hideMark/>
           </w:tcPr>
           <w:p>
-            <w:r>
+            <w:pPr>
+              <w:rPr>
+                <w:b/>
+                <w:bCs/>
+                <w:color w:val="EE0000"/>
+              </w:rPr>
+            </w:pPr>
+            <w:r>
+              <w:rPr>
+                <w:b/>
+                <w:bCs/>
+                <w:color w:val="EE0000"/>
+              </w:rPr>
               <w:t>git branch</w:t>
             </w:r>
           </w:p>
@@ -1425,22 +1554,41 @@
             <w:vAlign w:val="center"/>
             <w:hideMark/>
           </w:tcPr>
-          <w:p/>
-        </w:tc>
-        <w:tc>
-          <w:tcPr>
-            <w:tcW w:w="0" w:type="auto"/>
-            <w:tcBorders>
-              <w:top w:val="outset" w:sz="6" w:space="0" w:color="auto"/>
-              <w:left w:val="outset" w:sz="6" w:space="0" w:color="auto"/>
-              <w:bottom w:val="outset" w:sz="6" w:space="0" w:color="auto"/>
-              <w:right w:val="outset" w:sz="6" w:space="0" w:color="auto"/>
-            </w:tcBorders>
-            <w:vAlign w:val="center"/>
-            <w:hideMark/>
-          </w:tcPr>
-          <w:p>
-            <w:r>
+          <w:p>
+            <w:pPr>
+              <w:rPr>
+                <w:b/>
+                <w:bCs/>
+              </w:rPr>
+            </w:pPr>
+          </w:p>
+        </w:tc>
+        <w:tc>
+          <w:tcPr>
+            <w:tcW w:w="0" w:type="auto"/>
+            <w:tcBorders>
+              <w:top w:val="outset" w:sz="6" w:space="0" w:color="auto"/>
+              <w:left w:val="outset" w:sz="6" w:space="0" w:color="auto"/>
+              <w:bottom w:val="outset" w:sz="6" w:space="0" w:color="auto"/>
+              <w:right w:val="outset" w:sz="6" w:space="0" w:color="auto"/>
+            </w:tcBorders>
+            <w:vAlign w:val="center"/>
+            <w:hideMark/>
+          </w:tcPr>
+          <w:p>
+            <w:pPr>
+              <w:rPr>
+                <w:b/>
+                <w:bCs/>
+                <w:color w:val="EE0000"/>
+              </w:rPr>
+            </w:pPr>
+            <w:r>
+              <w:rPr>
+                <w:b/>
+                <w:bCs/>
+                <w:color w:val="EE0000"/>
+              </w:rPr>
               <w:t>git checkout -b [nome]</w:t>
             </w:r>
           </w:p>
@@ -1466,7 +1614,16 @@
               <w:t>Flag -b:</w:t>
             </w:r>
             <w:r>
-              <w:t xml:space="preserve"> Cria uma nova branch e alterna para ela simultaneamente.</w:t>
+              <w:t xml:space="preserve"> </w:t>
+            </w:r>
+            <w:r>
+              <w:rPr>
+                <w:u w:val="double" w:color="C00000"/>
+              </w:rPr>
+              <w:t>Cria uma nova branch e alterna para ela simultaneamente</w:t>
+            </w:r>
+            <w:r>
+              <w:t>.</w:t>
             </w:r>
           </w:p>
         </w:tc>
@@ -1484,22 +1641,41 @@
             <w:vAlign w:val="center"/>
             <w:hideMark/>
           </w:tcPr>
-          <w:p/>
-        </w:tc>
-        <w:tc>
-          <w:tcPr>
-            <w:tcW w:w="0" w:type="auto"/>
-            <w:tcBorders>
-              <w:top w:val="outset" w:sz="6" w:space="0" w:color="auto"/>
-              <w:left w:val="outset" w:sz="6" w:space="0" w:color="auto"/>
-              <w:bottom w:val="outset" w:sz="6" w:space="0" w:color="auto"/>
-              <w:right w:val="outset" w:sz="6" w:space="0" w:color="auto"/>
-            </w:tcBorders>
-            <w:vAlign w:val="center"/>
-            <w:hideMark/>
-          </w:tcPr>
-          <w:p>
-            <w:r>
+          <w:p>
+            <w:pPr>
+              <w:rPr>
+                <w:b/>
+                <w:bCs/>
+              </w:rPr>
+            </w:pPr>
+          </w:p>
+        </w:tc>
+        <w:tc>
+          <w:tcPr>
+            <w:tcW w:w="0" w:type="auto"/>
+            <w:tcBorders>
+              <w:top w:val="outset" w:sz="6" w:space="0" w:color="auto"/>
+              <w:left w:val="outset" w:sz="6" w:space="0" w:color="auto"/>
+              <w:bottom w:val="outset" w:sz="6" w:space="0" w:color="auto"/>
+              <w:right w:val="outset" w:sz="6" w:space="0" w:color="auto"/>
+            </w:tcBorders>
+            <w:vAlign w:val="center"/>
+            <w:hideMark/>
+          </w:tcPr>
+          <w:p>
+            <w:pPr>
+              <w:rPr>
+                <w:b/>
+                <w:bCs/>
+                <w:color w:val="EE0000"/>
+              </w:rPr>
+            </w:pPr>
+            <w:r>
+              <w:rPr>
+                <w:b/>
+                <w:bCs/>
+                <w:color w:val="EE0000"/>
+              </w:rPr>
               <w:t>git checkout [nome]</w:t>
             </w:r>
           </w:p>
@@ -1518,7 +1694,13 @@
           </w:tcPr>
           <w:p>
             <w:r>
-              <w:t>Alterna entre ramificações existentes.</w:t>
+              <w:rPr>
+                <w:u w:val="double" w:color="C00000"/>
+              </w:rPr>
+              <w:t>Alterna entre ramificações</w:t>
+            </w:r>
+            <w:r>
+              <w:t xml:space="preserve"> existentes.</w:t>
             </w:r>
           </w:p>
         </w:tc>
@@ -1536,22 +1718,41 @@
             <w:vAlign w:val="center"/>
             <w:hideMark/>
           </w:tcPr>
-          <w:p/>
-        </w:tc>
-        <w:tc>
-          <w:tcPr>
-            <w:tcW w:w="0" w:type="auto"/>
-            <w:tcBorders>
-              <w:top w:val="outset" w:sz="6" w:space="0" w:color="auto"/>
-              <w:left w:val="outset" w:sz="6" w:space="0" w:color="auto"/>
-              <w:bottom w:val="outset" w:sz="6" w:space="0" w:color="auto"/>
-              <w:right w:val="outset" w:sz="6" w:space="0" w:color="auto"/>
-            </w:tcBorders>
-            <w:vAlign w:val="center"/>
-            <w:hideMark/>
-          </w:tcPr>
-          <w:p>
-            <w:r>
+          <w:p>
+            <w:pPr>
+              <w:rPr>
+                <w:b/>
+                <w:bCs/>
+              </w:rPr>
+            </w:pPr>
+          </w:p>
+        </w:tc>
+        <w:tc>
+          <w:tcPr>
+            <w:tcW w:w="0" w:type="auto"/>
+            <w:tcBorders>
+              <w:top w:val="outset" w:sz="6" w:space="0" w:color="auto"/>
+              <w:left w:val="outset" w:sz="6" w:space="0" w:color="auto"/>
+              <w:bottom w:val="outset" w:sz="6" w:space="0" w:color="auto"/>
+              <w:right w:val="outset" w:sz="6" w:space="0" w:color="auto"/>
+            </w:tcBorders>
+            <w:vAlign w:val="center"/>
+            <w:hideMark/>
+          </w:tcPr>
+          <w:p>
+            <w:pPr>
+              <w:rPr>
+                <w:b/>
+                <w:bCs/>
+                <w:color w:val="EE0000"/>
+              </w:rPr>
+            </w:pPr>
+            <w:r>
+              <w:rPr>
+                <w:b/>
+                <w:bCs/>
+                <w:color w:val="EE0000"/>
+              </w:rPr>
               <w:t>git merge [branch]</w:t>
             </w:r>
           </w:p>
@@ -1569,7 +1770,15 @@
             <w:hideMark/>
           </w:tcPr>
           <w:p>
-            <w:r>
+            <w:pPr>
+              <w:rPr>
+                <w:u w:val="double" w:color="C00000"/>
+              </w:rPr>
+            </w:pPr>
+            <w:r>
+              <w:rPr>
+                <w:u w:val="double" w:color="C00000"/>
+              </w:rPr>
               <w:t>Une o histórico da branch especificada à branch atual.</w:t>
             </w:r>
           </w:p>
@@ -1611,7 +1820,18 @@
             <w:hideMark/>
           </w:tcPr>
           <w:p>
-            <w:r>
+            <w:pPr>
+              <w:rPr>
+                <w:b/>
+                <w:bCs/>
+              </w:rPr>
+            </w:pPr>
+            <w:r>
+              <w:rPr>
+                <w:b/>
+                <w:bCs/>
+                <w:color w:val="EE0000"/>
+              </w:rPr>
               <w:t>git remote add origin</w:t>
             </w:r>
           </w:p>
@@ -1630,7 +1850,13 @@
           </w:tcPr>
           <w:p>
             <w:r>
-              <w:t>Estabelece o vínculo entre o repositório local e a URL do servidor remoto (GitHub).</w:t>
+              <w:rPr>
+                <w:u w:val="double" w:color="C00000"/>
+              </w:rPr>
+              <w:t>Estabelece o vínculo entre o repositório local e a URL do servidor remoto (GitHub)</w:t>
+            </w:r>
+            <w:r>
+              <w:t>.</w:t>
             </w:r>
           </w:p>
         </w:tc>
@@ -1663,7 +1889,19 @@
             <w:hideMark/>
           </w:tcPr>
           <w:p>
-            <w:r>
+            <w:pPr>
+              <w:rPr>
+                <w:b/>
+                <w:bCs/>
+                <w:color w:val="EE0000"/>
+              </w:rPr>
+            </w:pPr>
+            <w:r>
+              <w:rPr>
+                <w:b/>
+                <w:bCs/>
+                <w:color w:val="EE0000"/>
+              </w:rPr>
               <w:t>git push origin [branch]</w:t>
             </w:r>
           </w:p>
@@ -1682,7 +1920,13 @@
           </w:tcPr>
           <w:p>
             <w:r>
-              <w:t>Envia os commits locais para o servidor na nuvem.</w:t>
+              <w:rPr>
+                <w:u w:val="double" w:color="C00000"/>
+              </w:rPr>
+              <w:t>Envia os commits locais para o servidor na nuvem</w:t>
+            </w:r>
+            <w:r>
+              <w:t>.</w:t>
             </w:r>
           </w:p>
         </w:tc>
@@ -1715,7 +1959,18 @@
             <w:hideMark/>
           </w:tcPr>
           <w:p>
-            <w:r>
+            <w:pPr>
+              <w:rPr>
+                <w:b/>
+                <w:bCs/>
+              </w:rPr>
+            </w:pPr>
+            <w:r>
+              <w:rPr>
+                <w:b/>
+                <w:bCs/>
+                <w:color w:val="EE0000"/>
+              </w:rPr>
               <w:t>git pull origin [branch]</w:t>
             </w:r>
           </w:p>
@@ -1734,17 +1989,27 @@
           </w:tcPr>
           <w:p>
             <w:r>
+              <w:rPr>
+                <w:u w:val="double" w:color="C00000"/>
+              </w:rPr>
               <w:t xml:space="preserve">Baixa e </w:t>
             </w:r>
             <w:r>
               <w:rPr>
                 <w:b/>
                 <w:bCs/>
+                <w:u w:val="double" w:color="C00000"/>
               </w:rPr>
               <w:t>mescla</w:t>
             </w:r>
             <w:r>
-              <w:t xml:space="preserve"> automaticamente as alterações do remoto para o local.</w:t>
+              <w:rPr>
+                <w:u w:val="double" w:color="C00000"/>
+              </w:rPr>
+              <w:t xml:space="preserve"> automaticamente as alterações do remoto para o local</w:t>
+            </w:r>
+            <w:r>
+              <w:t>.</w:t>
             </w:r>
           </w:p>
         </w:tc>
@@ -1777,7 +2042,18 @@
             <w:hideMark/>
           </w:tcPr>
           <w:p>
-            <w:r>
+            <w:pPr>
+              <w:rPr>
+                <w:b/>
+                <w:bCs/>
+              </w:rPr>
+            </w:pPr>
+            <w:r>
+              <w:rPr>
+                <w:b/>
+                <w:bCs/>
+                <w:color w:val="EE0000"/>
+              </w:rPr>
               <w:t>git fetch</w:t>
             </w:r>
           </w:p>
@@ -1803,7 +2079,16 @@
               <w:t>Pro-Tip:</w:t>
             </w:r>
             <w:r>
-              <w:t xml:space="preserve"> Sincroniza o histórico local com o remoto para verificar atualizações, mas </w:t>
+              <w:t xml:space="preserve"> </w:t>
+            </w:r>
+            <w:r>
+              <w:rPr>
+                <w:u w:val="double" w:color="C00000"/>
+              </w:rPr>
+              <w:t>Sincroniza o histórico local com o remoto para verificar atualizações</w:t>
+            </w:r>
+            <w:r>
+              <w:t xml:space="preserve">, mas </w:t>
             </w:r>
             <w:r>
               <w:rPr>
@@ -1813,7 +2098,16 @@
               <w:t>não altera</w:t>
             </w:r>
             <w:r>
-              <w:t xml:space="preserve"> seus arquivos de trabalho. Ideal para auditoria antes do merge.</w:t>
+              <w:t xml:space="preserve"> seus arquivos de trabalho. </w:t>
+            </w:r>
+            <w:r>
+              <w:rPr>
+                <w:u w:val="double" w:color="C00000"/>
+              </w:rPr>
+              <w:t>Ideal para auditoria antes do merge</w:t>
+            </w:r>
+            <w:r>
+              <w:t>.</w:t>
             </w:r>
           </w:p>
         </w:tc>
@@ -1844,6 +2138,7 @@
     </w:p>
     <w:p>
       <w:r>
+        <w:lastRenderedPageBreak/>
         <w:t>Para integrar um projeto local ao ecossistema do GitHub, siga este fluxo de trabalho profissional:</w:t>
       </w:r>
     </w:p>
@@ -1859,7 +2154,6 @@
           <w:b/>
           <w:bCs/>
         </w:rPr>
-        <w:lastRenderedPageBreak/>
         <w:t>Criação no Cloud:</w:t>
       </w:r>
       <w:r>

--- a/introducao_git.docx
+++ b/introducao_git.docx
@@ -24,6 +24,14 @@
           <w:bCs/>
         </w:rPr>
       </w:pPr>
+    </w:p>
+    <w:p>
+      <w:pPr>
+        <w:rPr>
+          <w:b/>
+          <w:bCs/>
+        </w:rPr>
+      </w:pPr>
       <w:r>
         <w:rPr>
           <w:b/>
@@ -105,6 +113,7 @@
         <w:t>.</w:t>
       </w:r>
     </w:p>
+    <w:p/>
     <w:p>
       <w:pPr>
         <w:rPr>
@@ -293,6 +302,7 @@
         <w:t xml:space="preserve"> imediatos.</w:t>
       </w:r>
     </w:p>
+    <w:p/>
     <w:p>
       <w:pPr>
         <w:rPr>
@@ -414,6 +424,7 @@
           <w:b/>
           <w:bCs/>
         </w:rPr>
+        <w:lastRenderedPageBreak/>
         <w:t>4. Git vs. GitHub: Diferenciação de Papéis</w:t>
       </w:r>
     </w:p>
@@ -434,7 +445,6 @@
           <w:b/>
           <w:bCs/>
         </w:rPr>
-        <w:lastRenderedPageBreak/>
         <w:t>Git:</w:t>
       </w:r>
       <w:r>
@@ -539,15 +549,7 @@
         <w:t>Colaboração Profissional:</w:t>
       </w:r>
       <w:r>
-        <w:t xml:space="preserve"> Sincronização de progresso entre equipes, permitindo que múltiplos desenvolvedores contribuam para </w:t>
-      </w:r>
-      <w:proofErr w:type="gramStart"/>
-      <w:r>
-        <w:t>o mesmo</w:t>
-      </w:r>
-      <w:proofErr w:type="gramEnd"/>
-      <w:r>
-        <w:t xml:space="preserve"> </w:t>
+        <w:t xml:space="preserve"> Sincronização de progresso entre equipes, permitindo que múltiplos desenvolvedores contribuam para o mesmo </w:t>
       </w:r>
       <w:r>
         <w:rPr>
@@ -600,6 +602,11 @@
     </w:p>
     <w:p>
       <w:pPr>
+        <w:ind w:left="720"/>
+      </w:pPr>
+    </w:p>
+    <w:p>
+      <w:pPr>
         <w:rPr>
           <w:b/>
           <w:bCs/>
@@ -798,16 +805,37 @@
     </w:p>
     <w:p>
       <w:pPr>
-        <w:rPr>
-          <w:b/>
-          <w:bCs/>
-        </w:rPr>
-      </w:pPr>
-      <w:r>
-        <w:rPr>
-          <w:b/>
-          <w:bCs/>
-        </w:rPr>
+        <w:ind w:left="720"/>
+      </w:pPr>
+    </w:p>
+    <w:p>
+      <w:pPr>
+        <w:ind w:left="720"/>
+      </w:pPr>
+    </w:p>
+    <w:p>
+      <w:pPr>
+        <w:ind w:left="720"/>
+      </w:pPr>
+    </w:p>
+    <w:p>
+      <w:pPr>
+        <w:ind w:left="720"/>
+      </w:pPr>
+    </w:p>
+    <w:p>
+      <w:pPr>
+        <w:rPr>
+          <w:b/>
+          <w:bCs/>
+        </w:rPr>
+      </w:pPr>
+      <w:r>
+        <w:rPr>
+          <w:b/>
+          <w:bCs/>
+        </w:rPr>
+        <w:lastRenderedPageBreak/>
         <w:t>6. Guia de Referência de Comandos</w:t>
       </w:r>
     </w:p>
@@ -1066,7 +1094,6 @@
                 <w:b/>
                 <w:bCs/>
               </w:rPr>
-              <w:lastRenderedPageBreak/>
               <w:t>Ciclo Local</w:t>
             </w:r>
           </w:p>
@@ -2128,6 +2155,14 @@
           <w:bCs/>
         </w:rPr>
       </w:pPr>
+    </w:p>
+    <w:p>
+      <w:pPr>
+        <w:rPr>
+          <w:b/>
+          <w:bCs/>
+        </w:rPr>
+      </w:pPr>
       <w:r>
         <w:rPr>
           <w:b/>
@@ -2138,7 +2173,6 @@
     </w:p>
     <w:p>
       <w:r>
-        <w:lastRenderedPageBreak/>
         <w:t>Para integrar um projeto local ao ecossistema do GitHub, siga este fluxo de trabalho profissional:</w:t>
       </w:r>
     </w:p>

--- a/introducao_git.docx
+++ b/introducao_git.docx
@@ -549,7 +549,15 @@
         <w:t>Colaboração Profissional:</w:t>
       </w:r>
       <w:r>
-        <w:t xml:space="preserve"> Sincronização de progresso entre equipes, permitindo que múltiplos desenvolvedores contribuam para o mesmo </w:t>
+        <w:t xml:space="preserve"> Sincronização de progresso entre equipes, permitindo que múltiplos desenvolvedores contribuam para </w:t>
+      </w:r>
+      <w:proofErr w:type="gramStart"/>
+      <w:r>
+        <w:t>o mesmo</w:t>
+      </w:r>
+      <w:proofErr w:type="gramEnd"/>
+      <w:r>
+        <w:t xml:space="preserve"> </w:t>
       </w:r>
       <w:r>
         <w:rPr>
@@ -2191,7 +2199,16 @@
         <w:t>Criação no Cloud:</w:t>
       </w:r>
       <w:r>
-        <w:t xml:space="preserve"> Crie um novo repositório no GitHub. Defina a visibilidade como </w:t>
+        <w:t xml:space="preserve"> </w:t>
+      </w:r>
+      <w:r>
+        <w:rPr>
+          <w:u w:val="double" w:color="C00000"/>
+        </w:rPr>
+        <w:t>Crie um novo repositório no GitHub</w:t>
+      </w:r>
+      <w:r>
+        <w:t xml:space="preserve">. Defina a visibilidade como </w:t>
       </w:r>
       <w:r>
         <w:rPr>
@@ -2211,7 +2228,16 @@
         <w:t>Privado</w:t>
       </w:r>
       <w:r>
-        <w:t xml:space="preserve"> (restrito). É recomendável incluir um arquivo README.md para documentar o propósito do projeto.</w:t>
+        <w:t xml:space="preserve"> (restrito). </w:t>
+      </w:r>
+      <w:r>
+        <w:rPr>
+          <w:u w:val="double" w:color="C00000"/>
+        </w:rPr>
+        <w:t>É recomendável incluir um arquivo README.md para documentar o propósito do projeto</w:t>
+      </w:r>
+      <w:r>
+        <w:t>.</w:t>
       </w:r>
     </w:p>
     <w:p>
@@ -2229,7 +2255,34 @@
         <w:t>Preparação Local:</w:t>
       </w:r>
       <w:r>
-        <w:t xml:space="preserve"> Execute git init, adicione os arquivos com git add . e realize o primeiro commit com git commit -m.</w:t>
+        <w:t xml:space="preserve"> </w:t>
+      </w:r>
+      <w:r>
+        <w:rPr>
+          <w:u w:val="double" w:color="C00000"/>
+        </w:rPr>
+        <w:t>Execute git init</w:t>
+      </w:r>
+      <w:r>
+        <w:t xml:space="preserve">, </w:t>
+      </w:r>
+      <w:r>
+        <w:rPr>
+          <w:u w:val="double" w:color="C00000"/>
+        </w:rPr>
+        <w:t>adicione os arquivos com git add .</w:t>
+      </w:r>
+      <w:r>
+        <w:t xml:space="preserve"> e </w:t>
+      </w:r>
+      <w:r>
+        <w:rPr>
+          <w:u w:val="double" w:color="C00000"/>
+        </w:rPr>
+        <w:t>realize o primeiro commit com git commit -m</w:t>
+      </w:r>
+      <w:r>
+        <w:t>.</w:t>
       </w:r>
     </w:p>
     <w:p>

--- a/introducao_git.docx
+++ b/introducao_git.docx
@@ -2300,7 +2300,13 @@
         <w:t>Vinculação:</w:t>
       </w:r>
       <w:r>
-        <w:t xml:space="preserve"> Copie a URL do repositório remoto e utilize o comando: git remote add origin [URL_DO_GITHUB]</w:t>
+        <w:t xml:space="preserve"> </w:t>
+      </w:r>
+      <w:r>
+        <w:rPr>
+          <w:u w:val="double" w:color="C00000"/>
+        </w:rPr>
+        <w:t>Copie a URL do repositório remoto e utilize o comando: git remote add origin [URL_DO_GITHUB]</w:t>
       </w:r>
     </w:p>
     <w:p>
@@ -2318,7 +2324,16 @@
         <w:t>Sincronização Inicial:</w:t>
       </w:r>
       <w:r>
-        <w:t xml:space="preserve"> Transfira seu histórico local para a nuvem com: git push origin main (ou a branch desejada).</w:t>
+        <w:t xml:space="preserve"> </w:t>
+      </w:r>
+      <w:r>
+        <w:rPr>
+          <w:u w:val="double" w:color="C00000"/>
+        </w:rPr>
+        <w:t>Transfira seu histórico local para a nuvem com: git push origin main (ou a branch desejada)</w:t>
+      </w:r>
+      <w:r>
+        <w:t>.</w:t>
       </w:r>
     </w:p>
     <w:p>

--- a/introducao_git.docx
+++ b/introducao_git.docx
@@ -42,16 +42,7 @@
     </w:p>
     <w:p>
       <w:r>
-        <w:t xml:space="preserve">O </w:t>
-      </w:r>
-      <w:r>
-        <w:rPr>
-          <w:u w:val="double" w:color="C00000"/>
-        </w:rPr>
-        <w:t>Git é um software de código aberto</w:t>
-      </w:r>
-      <w:r>
-        <w:t xml:space="preserve"> (</w:t>
+        <w:t>O Git é um software de código aberto (</w:t>
       </w:r>
       <w:r>
         <w:rPr>
@@ -61,16 +52,7 @@
         <w:t>open source</w:t>
       </w:r>
       <w:r>
-        <w:t xml:space="preserve">) projetado para o </w:t>
-      </w:r>
-      <w:r>
-        <w:rPr>
-          <w:u w:val="double" w:color="C00000"/>
-        </w:rPr>
-        <w:t>versionamento de código</w:t>
-      </w:r>
-      <w:r>
-        <w:t xml:space="preserve">, consolidando-se como a ferramenta padrão na indústria de desenvolvimento de software. Diferente de softwares proprietários ("enterprise"), ser </w:t>
+        <w:t xml:space="preserve">) projetado para o versionamento de código, consolidando-se como a ferramenta padrão na indústria de desenvolvimento de software. Diferente de softwares proprietários ("enterprise"), ser </w:t>
       </w:r>
       <w:r>
         <w:rPr>
@@ -80,47 +62,32 @@
         <w:t>open source</w:t>
       </w:r>
       <w:r>
-        <w:t xml:space="preserve"> garante que o código-fonte da ferramenta esteja </w:t>
-      </w:r>
-      <w:r>
-        <w:rPr>
+        <w:t xml:space="preserve"> garante que o código-fonte da ferramenta esteja acessível para inspeção, uso gratuito e contribuições da comunidade global.</w:t>
+      </w:r>
+    </w:p>
+    <w:p>
+      <w:r>
+        <w:t xml:space="preserve">A ferramenta foi concebida por </w:t>
+      </w:r>
+      <w:r>
+        <w:rPr>
+          <w:b/>
+          <w:bCs/>
+        </w:rPr>
+        <w:t>Linus Torvalds</w:t>
+      </w:r>
+      <w:r>
+        <w:t>, criador do Linux. A necessidade surgiu da carência de um sistema que suportasse a escala e a complexidade do kernel do Linux, exigindo uma solução que priorizasse a integridade dos dados e o desempenho em projetos massivos com milhares de colaboradores.</w:t>
+      </w:r>
+    </w:p>
+    <w:p/>
+    <w:p>
+      <w:pPr>
+        <w:rPr>
+          <w:b/>
+          <w:bCs/>
           <w:u w:val="double" w:color="C00000"/>
         </w:rPr>
-        <w:t>acessível para inspeção, uso gratuito e contribuições da comunidade global.</w:t>
-      </w:r>
-    </w:p>
-    <w:p>
-      <w:r>
-        <w:t xml:space="preserve">A ferramenta foi concebida por </w:t>
-      </w:r>
-      <w:r>
-        <w:rPr>
-          <w:b/>
-          <w:bCs/>
-        </w:rPr>
-        <w:t>Linus Torvalds</w:t>
-      </w:r>
-      <w:r>
-        <w:t xml:space="preserve">, criador do Linux. A necessidade surgiu da carência de um sistema que suportasse a escala e a complexidade do kernel do Linux, exigindo uma </w:t>
-      </w:r>
-      <w:r>
-        <w:rPr>
-          <w:u w:val="double" w:color="C00000"/>
-        </w:rPr>
-        <w:t>solução que priorizasse a integridade dos dados e o desempenho em projetos massivos com milhares de colaboradores</w:t>
-      </w:r>
-      <w:r>
-        <w:t>.</w:t>
-      </w:r>
-    </w:p>
-    <w:p/>
-    <w:p>
-      <w:pPr>
-        <w:rPr>
-          <w:b/>
-          <w:bCs/>
-          <w:u w:val="double" w:color="C00000"/>
-        </w:rPr>
       </w:pPr>
       <w:r>
         <w:rPr>
@@ -132,16 +99,7 @@
     </w:p>
     <w:p>
       <w:r>
-        <w:t xml:space="preserve">O </w:t>
-      </w:r>
-      <w:r>
-        <w:rPr>
-          <w:u w:val="double" w:color="C00000"/>
-        </w:rPr>
-        <w:t>versionamento é a prática de gerenciar o histórico de evolução de um software</w:t>
-      </w:r>
-      <w:r>
-        <w:t xml:space="preserve">. Utilizando a analogia de uma </w:t>
+        <w:t xml:space="preserve">O versionamento é a prática de gerenciar o histórico de evolução de um software. Utilizando a analogia de uma </w:t>
       </w:r>
       <w:r>
         <w:rPr>
@@ -151,13 +109,7 @@
         <w:t>"agenda de registros"</w:t>
       </w:r>
       <w:r>
-        <w:t xml:space="preserve">, o </w:t>
-      </w:r>
-      <w:r>
-        <w:rPr>
-          <w:u w:val="double" w:color="C00000"/>
-        </w:rPr>
-        <w:t>Git documenta meticulosamente:</w:t>
+        <w:t>, o Git documenta meticulosamente:</w:t>
       </w:r>
     </w:p>
     <w:p>
@@ -171,18 +123,11 @@
         <w:rPr>
           <w:b/>
           <w:bCs/>
-          <w:u w:val="double" w:color="C00000"/>
         </w:rPr>
         <w:t>Quem</w:t>
       </w:r>
       <w:r>
-        <w:rPr>
-          <w:u w:val="double" w:color="C00000"/>
-        </w:rPr>
-        <w:t xml:space="preserve"> realizou a alteração</w:t>
-      </w:r>
-      <w:r>
-        <w:t xml:space="preserve"> (autor);</w:t>
+        <w:t xml:space="preserve"> realizou a alteração (autor);</w:t>
       </w:r>
     </w:p>
     <w:p>
@@ -196,18 +141,11 @@
         <w:rPr>
           <w:b/>
           <w:bCs/>
-          <w:u w:val="double" w:color="C00000"/>
         </w:rPr>
         <w:t>Quando</w:t>
       </w:r>
       <w:r>
-        <w:rPr>
-          <w:u w:val="double" w:color="C00000"/>
-        </w:rPr>
-        <w:t xml:space="preserve"> ocorreu</w:t>
-      </w:r>
-      <w:r>
-        <w:t xml:space="preserve"> (data e hora);</w:t>
+        <w:t xml:space="preserve"> ocorreu (data e hora);</w:t>
       </w:r>
     </w:p>
     <w:p>
@@ -221,18 +159,11 @@
         <w:rPr>
           <w:b/>
           <w:bCs/>
-          <w:u w:val="double" w:color="C00000"/>
         </w:rPr>
         <w:t>Quais</w:t>
       </w:r>
       <w:r>
-        <w:rPr>
-          <w:u w:val="double" w:color="C00000"/>
-        </w:rPr>
-        <w:t xml:space="preserve"> arquivos foram afetados</w:t>
-      </w:r>
-      <w:r>
-        <w:t>;</w:t>
+        <w:t xml:space="preserve"> arquivos foram afetados;</w:t>
       </w:r>
     </w:p>
     <w:p>
@@ -246,7 +177,6 @@
         <w:rPr>
           <w:b/>
           <w:bCs/>
-          <w:u w:val="double" w:color="C00000"/>
         </w:rPr>
         <w:t xml:space="preserve">O </w:t>
       </w:r>
@@ -254,18 +184,11 @@
         <w:rPr>
           <w:b/>
           <w:bCs/>
-          <w:u w:val="double" w:color="C00000"/>
         </w:rPr>
         <w:t>que</w:t>
       </w:r>
       <w:r>
-        <w:rPr>
-          <w:u w:val="double" w:color="C00000"/>
-        </w:rPr>
-        <w:t xml:space="preserve"> exatamente foi modificado</w:t>
-      </w:r>
-      <w:r>
-        <w:t xml:space="preserve"> no conteúdo.</w:t>
+        <w:t xml:space="preserve"> exatamente foi modificado no conteúdo.</w:t>
       </w:r>
     </w:p>
     <w:p>
@@ -290,16 +213,10 @@
         <w:t>desenvolvimento distribuído</w:t>
       </w:r>
       <w:r>
-        <w:t xml:space="preserve">, </w:t>
-      </w:r>
-      <w:r>
-        <w:rPr>
-          <w:u w:val="double" w:color="C00000"/>
-        </w:rPr>
-        <w:t>permitindo que múltiplas frentes de trabalho (ramificações) coexistam simultaneamente sem conflitos</w:t>
-      </w:r>
-      <w:r>
-        <w:t xml:space="preserve"> imediatos.</w:t>
+        <w:t>, permitindo que múltiplas frentes de trabalho (ramificações) coexistam simultaneamente sem conflitos imediatos</w:t>
+      </w:r>
+      <w:r>
+        <w:t>.</w:t>
       </w:r>
     </w:p>
     <w:p/>
@@ -320,25 +237,12 @@
     </w:p>
     <w:p>
       <w:r>
-        <w:rPr>
-          <w:u w:val="double" w:color="C00000"/>
-        </w:rPr>
-        <w:t>Diferente de sistemas legados que salvam cópias completas de arquivos a cada alteração</w:t>
-      </w:r>
-      <w:r>
-        <w:t xml:space="preserve">, </w:t>
-      </w:r>
-      <w:r>
-        <w:rPr>
-          <w:u w:val="double" w:color="C00000"/>
-        </w:rPr>
-        <w:t xml:space="preserve">o Git opera através de </w:t>
-      </w:r>
-      <w:r>
-        <w:rPr>
-          <w:b/>
-          <w:bCs/>
-          <w:u w:val="double" w:color="C00000"/>
+        <w:t xml:space="preserve">Diferente de sistemas legados que salvam cópias completas de arquivos a cada alteração, o Git opera através de </w:t>
+      </w:r>
+      <w:r>
+        <w:rPr>
+          <w:b/>
+          <w:bCs/>
         </w:rPr>
         <w:t>Diffs</w:t>
       </w:r>
@@ -348,68 +252,27 @@
     </w:p>
     <w:p>
       <w:r>
-        <w:t xml:space="preserve">Tecnicamente, o Git armazena apenas o "delta" — </w:t>
-      </w:r>
-      <w:r>
-        <w:rPr>
-          <w:u w:val="double" w:color="C00000"/>
-        </w:rPr>
-        <w:t>as linhas específicas que foram adicionadas ou removidas</w:t>
-      </w:r>
-      <w:r>
-        <w:t xml:space="preserve">. Esta abordagem é fundamental para a </w:t>
-      </w:r>
-      <w:r>
-        <w:rPr>
-          <w:b/>
-          <w:bCs/>
-          <w:u w:val="double" w:color="C00000"/>
+        <w:t xml:space="preserve">Tecnicamente, o Git armazena apenas o "delta" — as linhas específicas que foram adicionadas ou removidas. Esta abordagem é fundamental para a </w:t>
+      </w:r>
+      <w:r>
+        <w:rPr>
+          <w:b/>
+          <w:bCs/>
         </w:rPr>
         <w:t>eficiência de armazenamento</w:t>
       </w:r>
       <w:r>
-        <w:rPr>
-          <w:u w:val="double" w:color="C00000"/>
-        </w:rPr>
         <w:t xml:space="preserve"> e </w:t>
       </w:r>
       <w:r>
         <w:rPr>
           <w:b/>
           <w:bCs/>
-          <w:u w:val="double" w:color="C00000"/>
         </w:rPr>
         <w:t>performance de rede</w:t>
       </w:r>
       <w:r>
-        <w:t xml:space="preserve">, pois </w:t>
-      </w:r>
-      <w:r>
-        <w:rPr>
-          <w:u w:val="double" w:color="C00000"/>
-        </w:rPr>
-        <w:t>evita a redundância de dados</w:t>
-      </w:r>
-      <w:r>
-        <w:t xml:space="preserve">. O histórico do projeto é uma </w:t>
-      </w:r>
-      <w:r>
-        <w:rPr>
-          <w:u w:val="double" w:color="C00000"/>
-        </w:rPr>
-        <w:t>reconstrução lógica baseada na soma dessas diferenças</w:t>
-      </w:r>
-      <w:r>
-        <w:t xml:space="preserve">, desde o primeiro registro até o estado atual, </w:t>
-      </w:r>
-      <w:r>
-        <w:rPr>
-          <w:u w:val="double" w:color="C00000"/>
-        </w:rPr>
-        <w:t>permitindo que o sistema retorne a qualquer ponto no tempo de forma instantânea</w:t>
-      </w:r>
-      <w:r>
-        <w:t>.</w:t>
+        <w:t>, pois evita a redundância de dados. O histórico do projeto é uma reconstrução lógica baseada na soma dessas diferenças, desde o primeiro registro até o estado atual, permitindo que o sistema retorne a qualquer ponto no tempo de forma instantânea.</w:t>
       </w:r>
     </w:p>
     <w:p>
@@ -448,16 +311,7 @@
         <w:t>Git:</w:t>
       </w:r>
       <w:r>
-        <w:t xml:space="preserve"> </w:t>
-      </w:r>
-      <w:r>
-        <w:rPr>
-          <w:u w:val="double" w:color="C00000"/>
-        </w:rPr>
-        <w:t>O software instalado localmente para gerenciar o histórico e as ramificações na máquina do desenvolvedor</w:t>
-      </w:r>
-      <w:r>
-        <w:t>.</w:t>
+        <w:t xml:space="preserve"> O software instalado localmente para gerenciar o histórico e as ramificações na máquina do desenvolvedor.</w:t>
       </w:r>
     </w:p>
     <w:p>
@@ -475,36 +329,17 @@
         <w:t>GitHub:</w:t>
       </w:r>
       <w:r>
-        <w:t xml:space="preserve"> </w:t>
-      </w:r>
-      <w:r>
-        <w:rPr>
-          <w:u w:val="double" w:color="C00000"/>
-        </w:rPr>
-        <w:t xml:space="preserve">Um serviço de nuvem que atua como um </w:t>
-      </w:r>
-      <w:r>
-        <w:rPr>
-          <w:b/>
-          <w:bCs/>
-          <w:u w:val="double" w:color="C00000"/>
+        <w:t xml:space="preserve"> Um serviço de nuvem que atua como um </w:t>
+      </w:r>
+      <w:r>
+        <w:rPr>
+          <w:b/>
+          <w:bCs/>
         </w:rPr>
         <w:t>Git Remote</w:t>
       </w:r>
       <w:r>
-        <w:rPr>
-          <w:u w:val="double" w:color="C00000"/>
-        </w:rPr>
-        <w:t xml:space="preserve"> (repositório remoto)</w:t>
-      </w:r>
-      <w:r>
-        <w:t xml:space="preserve">. É o </w:t>
-      </w:r>
-      <w:r>
-        <w:rPr>
-          <w:u w:val="double" w:color="C00000"/>
-        </w:rPr>
-        <w:t>local onde o código e seu histórico são hospedados fora do ambiente local.</w:t>
+        <w:t xml:space="preserve"> (repositório remoto). É o local onde o código e seu histórico são hospedados fora do ambiente local.</w:t>
       </w:r>
     </w:p>
     <w:p>
@@ -630,27 +465,17 @@
     </w:p>
     <w:p>
       <w:r>
-        <w:rPr>
-          <w:u w:val="double" w:color="C00000"/>
-        </w:rPr>
         <w:t xml:space="preserve">O fluxo de trabalho moderno baseia-se em </w:t>
       </w:r>
       <w:r>
         <w:rPr>
           <w:b/>
           <w:bCs/>
-          <w:u w:val="double" w:color="C00000"/>
         </w:rPr>
         <w:t>Branches</w:t>
       </w:r>
       <w:r>
-        <w:rPr>
-          <w:u w:val="double" w:color="C00000"/>
-        </w:rPr>
-        <w:t xml:space="preserve"> (ramificações), que permitem isolar o desenvolvimento de novas funcionalidades</w:t>
-      </w:r>
-      <w:r>
-        <w:t>.</w:t>
+        <w:t xml:space="preserve"> (ramificações), que permitem isolar o desenvolvimento de novas funcionalidades.</w:t>
       </w:r>
     </w:p>
     <w:p>
@@ -668,16 +493,7 @@
         <w:t>Main/Master (Branch Principal):</w:t>
       </w:r>
       <w:r>
-        <w:t xml:space="preserve"> </w:t>
-      </w:r>
-      <w:r>
-        <w:rPr>
-          <w:u w:val="double" w:color="C00000"/>
-        </w:rPr>
-        <w:t>Representa a versão estável e pronta para produção</w:t>
-      </w:r>
-      <w:r>
-        <w:t>.</w:t>
+        <w:t xml:space="preserve"> Representa a versão estável e pronta para produção.</w:t>
       </w:r>
     </w:p>
     <w:p>
@@ -705,30 +521,17 @@
         <w:t>aplicativo do Facebook</w:t>
       </w:r>
       <w:r>
-        <w:t xml:space="preserve">. </w:t>
-      </w:r>
-      <w:r>
-        <w:rPr>
-          <w:u w:val="double" w:color="C00000"/>
-        </w:rPr>
-        <w:t xml:space="preserve">A versão que o usuário final acessa é a </w:t>
-      </w:r>
-      <w:r>
-        <w:rPr>
-          <w:b/>
-          <w:bCs/>
-          <w:u w:val="double" w:color="C00000"/>
+        <w:t xml:space="preserve">. A versão que o usuário final acessa é a </w:t>
+      </w:r>
+      <w:r>
+        <w:rPr>
+          <w:b/>
+          <w:bCs/>
         </w:rPr>
         <w:t>Main</w:t>
       </w:r>
       <w:r>
-        <w:rPr>
-          <w:u w:val="double" w:color="C00000"/>
-        </w:rPr>
-        <w:t>. Ela contém apenas código testado e estável</w:t>
-      </w:r>
-      <w:r>
-        <w:t>.</w:t>
+        <w:t>. Ela contém apenas código testado e estável.</w:t>
       </w:r>
     </w:p>
     <w:p>
@@ -746,42 +549,7 @@
         <w:t>Ramificações Paralelas:</w:t>
       </w:r>
       <w:r>
-        <w:t xml:space="preserve"> </w:t>
-      </w:r>
-      <w:r>
-        <w:rPr>
-          <w:u w:val="double" w:color="C00000"/>
-        </w:rPr>
-        <w:t>São cópias criadas para implementar novas funcionalidades ou correções</w:t>
-      </w:r>
-      <w:r>
-        <w:t xml:space="preserve"> (</w:t>
-      </w:r>
-      <w:proofErr w:type="spellStart"/>
-      <w:r>
-        <w:t>ex</w:t>
-      </w:r>
-      <w:proofErr w:type="spellEnd"/>
-      <w:r>
-        <w:t xml:space="preserve">: </w:t>
-      </w:r>
-      <w:r>
-        <w:rPr>
-          <w:u w:val="double" w:color="C00000"/>
-        </w:rPr>
-        <w:t>uma nova cor de botão no app</w:t>
-      </w:r>
-      <w:r>
-        <w:t xml:space="preserve">). </w:t>
-      </w:r>
-      <w:r>
-        <w:rPr>
-          <w:u w:val="double" w:color="C00000"/>
-        </w:rPr>
-        <w:t>O desenvolvedor trabalha isolado nesta "bolha" sem risco de introduzir bugs na versão que o cliente está usando</w:t>
-      </w:r>
-      <w:r>
-        <w:t>.</w:t>
+        <w:t xml:space="preserve"> São cópias criadas para implementar novas funcionalidades ou correções (ex: uma nova cor de botão no app). O desenvolvedor trabalha isolado nesta "bolha" sem risco de introduzir bugs na versão que o cliente está usando.</w:t>
       </w:r>
     </w:p>
     <w:p>
@@ -799,16 +567,7 @@
         <w:t>Merge (Mesclagem):</w:t>
       </w:r>
       <w:r>
-        <w:t xml:space="preserve"> </w:t>
-      </w:r>
-      <w:r>
-        <w:rPr>
-          <w:u w:val="double" w:color="C00000"/>
-        </w:rPr>
-        <w:t>Após a validação e teste da nova funcionalidade, as alterações da ramificação secundária são "fundidas" (mescladas) de volta à ramificação principal</w:t>
-      </w:r>
-      <w:r>
-        <w:t>, atualizando a versão oficial do software.</w:t>
+        <w:t xml:space="preserve"> Após a validação e teste da nova funcionalidade, as alterações da ramificação secundária são "fundidas" (mescladas) de volta à ramificação principal, atualizando a versão oficial do software.</w:t>
       </w:r>
     </w:p>
     <w:p>
@@ -844,7 +603,7 @@
           <w:bCs/>
         </w:rPr>
         <w:lastRenderedPageBreak/>
-        <w:t>6. Guia de Referência de Comandos</w:t>
+        <w:t>6. Guia de Comandos</w:t>
       </w:r>
     </w:p>
     <w:tbl>
@@ -991,13 +750,7 @@
           </w:tcPr>
           <w:p>
             <w:r>
-              <w:rPr>
-                <w:u w:val="double" w:color="C00000"/>
-              </w:rPr>
-              <w:t>Inicializa o versionamento no diretório</w:t>
-            </w:r>
-            <w:r>
-              <w:t xml:space="preserve"> atual.</w:t>
+              <w:t>Inicializa o versionamento no diretório atual.</w:t>
             </w:r>
           </w:p>
         </w:tc>
@@ -1042,13 +795,14 @@
               <w:rPr>
                 <w:b/>
                 <w:bCs/>
+                <w:color w:val="002060"/>
               </w:rPr>
             </w:pPr>
             <w:r>
               <w:rPr>
                 <w:b/>
                 <w:bCs/>
-                <w:color w:val="EE0000"/>
+                <w:color w:val="002060"/>
               </w:rPr>
               <w:t>git status</w:t>
             </w:r>
@@ -1130,7 +884,7 @@
               <w:rPr>
                 <w:b/>
                 <w:bCs/>
-                <w:color w:val="EE0000"/>
+                <w:color w:val="002060"/>
               </w:rPr>
               <w:t>git add .</w:t>
             </w:r>
@@ -1160,16 +914,7 @@
               <w:t>Staging Area</w:t>
             </w:r>
             <w:r>
-              <w:t xml:space="preserve"> (zona de preparação). </w:t>
-            </w:r>
-            <w:r>
-              <w:rPr>
-                <w:u w:val="double" w:color="C00000"/>
-              </w:rPr>
-              <w:t>Fundamental para selecionar o que será incluído no próximo commit</w:t>
-            </w:r>
-            <w:r>
-              <w:t>.</w:t>
+              <w:t xml:space="preserve"> (zona de preparação). Fundamental para selecionar o que será incluído no próximo commit.</w:t>
             </w:r>
           </w:p>
         </w:tc>
@@ -1212,7 +957,7 @@
               <w:rPr>
                 <w:b/>
                 <w:bCs/>
-                <w:color w:val="EE0000"/>
+                <w:color w:val="002060"/>
               </w:rPr>
               <w:t>git commit -m "msg"</w:t>
             </w:r>
@@ -1313,13 +1058,7 @@
           </w:tcPr>
           <w:p>
             <w:r>
-              <w:rPr>
-                <w:u w:val="double" w:color="C00000"/>
-              </w:rPr>
-              <w:t>Exibe o histórico de commits</w:t>
-            </w:r>
-            <w:r>
-              <w:t xml:space="preserve">, mostrando o </w:t>
+              <w:t xml:space="preserve">Exibe o histórico de commits, mostrando o </w:t>
             </w:r>
             <w:r>
               <w:rPr>
@@ -1410,13 +1149,7 @@
           </w:tcPr>
           <w:p>
             <w:r>
-              <w:rPr>
-                <w:u w:val="double" w:color="C00000"/>
-              </w:rPr>
-              <w:t>Exibe a diferença exata entre o código atual e o último commit</w:t>
-            </w:r>
-            <w:r>
-              <w:t xml:space="preserve"> antes da gravação.</w:t>
+              <w:t>Exibe a diferença exata entre o código atual e o último commit antes da gravação.</w:t>
             </w:r>
           </w:p>
         </w:tc>
@@ -1487,13 +1220,7 @@
           </w:tcPr>
           <w:p>
             <w:r>
-              <w:rPr>
-                <w:u w:val="double" w:color="C00000"/>
-              </w:rPr>
-              <w:t>Descarta alterações locais e retorna o arquivo ao estado do último commit</w:t>
-            </w:r>
-            <w:r>
-              <w:t xml:space="preserve"> salvo.</w:t>
+              <w:t>Descarta alterações locais e retorna o arquivo ao estado do último commit salvo.</w:t>
             </w:r>
           </w:p>
         </w:tc>
@@ -1649,16 +1376,7 @@
               <w:t>Flag -b:</w:t>
             </w:r>
             <w:r>
-              <w:t xml:space="preserve"> </w:t>
-            </w:r>
-            <w:r>
-              <w:rPr>
-                <w:u w:val="double" w:color="C00000"/>
-              </w:rPr>
-              <w:t>Cria uma nova branch e alterna para ela simultaneamente</w:t>
-            </w:r>
-            <w:r>
-              <w:t>.</w:t>
+              <w:t xml:space="preserve"> Cria uma nova branch e alterna para ela simultaneamente.</w:t>
             </w:r>
           </w:p>
         </w:tc>
@@ -1729,13 +1447,7 @@
           </w:tcPr>
           <w:p>
             <w:r>
-              <w:rPr>
-                <w:u w:val="double" w:color="C00000"/>
-              </w:rPr>
-              <w:t>Alterna entre ramificações</w:t>
-            </w:r>
-            <w:r>
-              <w:t xml:space="preserve"> existentes.</w:t>
+              <w:t>Alterna entre ramificações existentes.</w:t>
             </w:r>
           </w:p>
         </w:tc>
@@ -1805,15 +1517,7 @@
             <w:hideMark/>
           </w:tcPr>
           <w:p>
-            <w:pPr>
-              <w:rPr>
-                <w:u w:val="double" w:color="C00000"/>
-              </w:rPr>
-            </w:pPr>
-            <w:r>
-              <w:rPr>
-                <w:u w:val="double" w:color="C00000"/>
-              </w:rPr>
+            <w:r>
               <w:t>Une o histórico da branch especificada à branch atual.</w:t>
             </w:r>
           </w:p>
@@ -1885,13 +1589,7 @@
           </w:tcPr>
           <w:p>
             <w:r>
-              <w:rPr>
-                <w:u w:val="double" w:color="C00000"/>
-              </w:rPr>
-              <w:t>Estabelece o vínculo entre o repositório local e a URL do servidor remoto (GitHub)</w:t>
-            </w:r>
-            <w:r>
-              <w:t>.</w:t>
+              <w:t>Estabelece o vínculo entre o repositório local e a URL do servidor remoto (GitHub).</w:t>
             </w:r>
           </w:p>
         </w:tc>
@@ -1935,7 +1633,7 @@
               <w:rPr>
                 <w:b/>
                 <w:bCs/>
-                <w:color w:val="EE0000"/>
+                <w:color w:val="002060"/>
               </w:rPr>
               <w:t>git push origin [branch]</w:t>
             </w:r>
@@ -1955,13 +1653,7 @@
           </w:tcPr>
           <w:p>
             <w:r>
-              <w:rPr>
-                <w:u w:val="double" w:color="C00000"/>
-              </w:rPr>
-              <w:t>Envia os commits locais para o servidor na nuvem</w:t>
-            </w:r>
-            <w:r>
-              <w:t>.</w:t>
+              <w:t>Envia os commits locais para o servidor na nuvem.</w:t>
             </w:r>
           </w:p>
         </w:tc>
@@ -2024,27 +1716,17 @@
           </w:tcPr>
           <w:p>
             <w:r>
-              <w:rPr>
-                <w:u w:val="double" w:color="C00000"/>
-              </w:rPr>
               <w:t xml:space="preserve">Baixa e </w:t>
             </w:r>
             <w:r>
               <w:rPr>
                 <w:b/>
                 <w:bCs/>
-                <w:u w:val="double" w:color="C00000"/>
               </w:rPr>
               <w:t>mescla</w:t>
             </w:r>
             <w:r>
-              <w:rPr>
-                <w:u w:val="double" w:color="C00000"/>
-              </w:rPr>
-              <w:t xml:space="preserve"> automaticamente as alterações do remoto para o local</w:t>
-            </w:r>
-            <w:r>
-              <w:t>.</w:t>
+              <w:t xml:space="preserve"> automaticamente as alterações do remoto para o local.</w:t>
             </w:r>
           </w:p>
         </w:tc>
@@ -2114,16 +1796,7 @@
               <w:t>Pro-Tip:</w:t>
             </w:r>
             <w:r>
-              <w:t xml:space="preserve"> </w:t>
-            </w:r>
-            <w:r>
-              <w:rPr>
-                <w:u w:val="double" w:color="C00000"/>
-              </w:rPr>
-              <w:t>Sincroniza o histórico local com o remoto para verificar atualizações</w:t>
-            </w:r>
-            <w:r>
-              <w:t xml:space="preserve">, mas </w:t>
+              <w:t xml:space="preserve"> Sincroniza o histórico local com o remoto para verificar atualizações, mas </w:t>
             </w:r>
             <w:r>
               <w:rPr>
@@ -2133,16 +1806,84 @@
               <w:t>não altera</w:t>
             </w:r>
             <w:r>
-              <w:t xml:space="preserve"> seus arquivos de trabalho. </w:t>
-            </w:r>
-            <w:r>
-              <w:rPr>
-                <w:u w:val="double" w:color="C00000"/>
-              </w:rPr>
-              <w:t>Ideal para auditoria antes do merge</w:t>
-            </w:r>
-            <w:r>
-              <w:t>.</w:t>
+              <w:t xml:space="preserve"> seus arquivos de trabalho. Ideal para auditoria antes do merge.</w:t>
+            </w:r>
+          </w:p>
+        </w:tc>
+      </w:tr>
+      <w:tr>
+        <w:tc>
+          <w:tcPr>
+            <w:tcW w:w="0" w:type="auto"/>
+            <w:tcBorders>
+              <w:top w:val="outset" w:sz="6" w:space="0" w:color="auto"/>
+              <w:left w:val="outset" w:sz="6" w:space="0" w:color="auto"/>
+              <w:bottom w:val="outset" w:sz="6" w:space="0" w:color="auto"/>
+              <w:right w:val="outset" w:sz="6" w:space="0" w:color="auto"/>
+            </w:tcBorders>
+            <w:vAlign w:val="center"/>
+          </w:tcPr>
+          <w:p/>
+        </w:tc>
+        <w:tc>
+          <w:tcPr>
+            <w:tcW w:w="0" w:type="auto"/>
+            <w:tcBorders>
+              <w:top w:val="outset" w:sz="6" w:space="0" w:color="auto"/>
+              <w:left w:val="outset" w:sz="6" w:space="0" w:color="auto"/>
+              <w:bottom w:val="outset" w:sz="6" w:space="0" w:color="auto"/>
+              <w:right w:val="outset" w:sz="6" w:space="0" w:color="auto"/>
+            </w:tcBorders>
+            <w:vAlign w:val="center"/>
+          </w:tcPr>
+          <w:p>
+            <w:pPr>
+              <w:rPr>
+                <w:b/>
+                <w:bCs/>
+                <w:color w:val="EE0000"/>
+              </w:rPr>
+            </w:pPr>
+            <w:r>
+              <w:rPr>
+                <w:b/>
+                <w:bCs/>
+                <w:color w:val="002060"/>
+              </w:rPr>
+              <w:t>git add -A</w:t>
+            </w:r>
+          </w:p>
+        </w:tc>
+        <w:tc>
+          <w:tcPr>
+            <w:tcW w:w="0" w:type="auto"/>
+            <w:tcBorders>
+              <w:top w:val="outset" w:sz="6" w:space="0" w:color="auto"/>
+              <w:left w:val="outset" w:sz="6" w:space="0" w:color="auto"/>
+              <w:bottom w:val="outset" w:sz="6" w:space="0" w:color="auto"/>
+              <w:right w:val="outset" w:sz="6" w:space="0" w:color="auto"/>
+            </w:tcBorders>
+            <w:vAlign w:val="center"/>
+          </w:tcPr>
+          <w:p>
+            <w:pPr>
+              <w:rPr>
+                <w:b/>
+                <w:bCs/>
+              </w:rPr>
+            </w:pPr>
+            <w:r>
+              <w:rPr>
+                <w:b/>
+                <w:bCs/>
+              </w:rPr>
+              <w:t xml:space="preserve">Deleta arquivo no repositório remoto </w:t>
+            </w:r>
+            <w:r>
+              <w:t>do GitHub que já foi excluído do repositório local.</w:t>
+            </w:r>
+            <w:r>
+              <w:t xml:space="preserve"> Após isso, faz o git commit -m e depois o git push origin [branch].</w:t>
             </w:r>
           </w:p>
         </w:tc>
@@ -2199,16 +1940,7 @@
         <w:t>Criação no Cloud:</w:t>
       </w:r>
       <w:r>
-        <w:t xml:space="preserve"> </w:t>
-      </w:r>
-      <w:r>
-        <w:rPr>
-          <w:u w:val="double" w:color="C00000"/>
-        </w:rPr>
-        <w:t>Crie um novo repositório no GitHub</w:t>
-      </w:r>
-      <w:r>
-        <w:t xml:space="preserve">. Defina a visibilidade como </w:t>
+        <w:t xml:space="preserve"> Crie um novo repositório no GitHub. Defina a visibilidade como </w:t>
       </w:r>
       <w:r>
         <w:rPr>
@@ -2228,16 +1960,7 @@
         <w:t>Privado</w:t>
       </w:r>
       <w:r>
-        <w:t xml:space="preserve"> (restrito). </w:t>
-      </w:r>
-      <w:r>
-        <w:rPr>
-          <w:u w:val="double" w:color="C00000"/>
-        </w:rPr>
-        <w:t>É recomendável incluir um arquivo README.md para documentar o propósito do projeto</w:t>
-      </w:r>
-      <w:r>
-        <w:t>.</w:t>
+        <w:t xml:space="preserve"> (restrito). É recomendável incluir um arquivo README.md para documentar o propósito do projeto.</w:t>
       </w:r>
     </w:p>
     <w:p>
@@ -2255,34 +1978,7 @@
         <w:t>Preparação Local:</w:t>
       </w:r>
       <w:r>
-        <w:t xml:space="preserve"> </w:t>
-      </w:r>
-      <w:r>
-        <w:rPr>
-          <w:u w:val="double" w:color="C00000"/>
-        </w:rPr>
-        <w:t>Execute git init</w:t>
-      </w:r>
-      <w:r>
-        <w:t xml:space="preserve">, </w:t>
-      </w:r>
-      <w:r>
-        <w:rPr>
-          <w:u w:val="double" w:color="C00000"/>
-        </w:rPr>
-        <w:t>adicione os arquivos com git add .</w:t>
-      </w:r>
-      <w:r>
-        <w:t xml:space="preserve"> e </w:t>
-      </w:r>
-      <w:r>
-        <w:rPr>
-          <w:u w:val="double" w:color="C00000"/>
-        </w:rPr>
-        <w:t>realize o primeiro commit com git commit -m</w:t>
-      </w:r>
-      <w:r>
-        <w:t>.</w:t>
+        <w:t xml:space="preserve"> Execute git init, adicione os arquivos com git add . e realize o primeiro commit com git commit -m.</w:t>
       </w:r>
     </w:p>
     <w:p>
@@ -2300,13 +1996,7 @@
         <w:t>Vinculação:</w:t>
       </w:r>
       <w:r>
-        <w:t xml:space="preserve"> </w:t>
-      </w:r>
-      <w:r>
-        <w:rPr>
-          <w:u w:val="double" w:color="C00000"/>
-        </w:rPr>
-        <w:t>Copie a URL do repositório remoto e utilize o comando: git remote add origin [URL_DO_GITHUB]</w:t>
+        <w:t xml:space="preserve"> Copie a URL do repositório remoto e utilize o comando: git remote add origin [URL_DO_GITHUB]</w:t>
       </w:r>
     </w:p>
     <w:p>
@@ -2324,16 +2014,7 @@
         <w:t>Sincronização Inicial:</w:t>
       </w:r>
       <w:r>
-        <w:t xml:space="preserve"> </w:t>
-      </w:r>
-      <w:r>
-        <w:rPr>
-          <w:u w:val="double" w:color="C00000"/>
-        </w:rPr>
-        <w:t>Transfira seu histórico local para a nuvem com: git push origin main (ou a branch desejada)</w:t>
-      </w:r>
-      <w:r>
-        <w:t>.</w:t>
+        <w:t xml:space="preserve"> Transfira seu histórico local para a nuvem com: git push origin main (ou a branch desejada).</w:t>
       </w:r>
     </w:p>
     <w:p>
@@ -2362,6 +2043,105 @@
       </w:r>
     </w:p>
     <w:p/>
+    <w:p>
+      <w:pPr>
+        <w:rPr>
+          <w:b/>
+          <w:bCs/>
+        </w:rPr>
+      </w:pPr>
+      <w:r>
+        <w:rPr>
+          <w:b/>
+          <w:bCs/>
+        </w:rPr>
+        <w:t>Fontes</w:t>
+      </w:r>
+    </w:p>
+    <w:p>
+      <w:pPr>
+        <w:pStyle w:val="PargrafodaLista"/>
+        <w:numPr>
+          <w:ilvl w:val="0"/>
+          <w:numId w:val="7"/>
+        </w:numPr>
+      </w:pPr>
+      <w:hyperlink r:id="rId5" w:history="1">
+        <w:r>
+          <w:rPr>
+            <w:rStyle w:val="Hyperlink"/>
+            <w:color w:val="auto"/>
+            <w:u w:val="none"/>
+          </w:rPr>
+          <w:t>Hostinger Horizons intro | Hostinger.com.br</w:t>
+        </w:r>
+      </w:hyperlink>
+    </w:p>
+    <w:p>
+      <w:pPr>
+        <w:pStyle w:val="PargrafodaLista"/>
+        <w:numPr>
+          <w:ilvl w:val="0"/>
+          <w:numId w:val="7"/>
+        </w:numPr>
+      </w:pPr>
+      <w:hyperlink r:id="rId6" w:history="1">
+        <w:r>
+          <w:rPr>
+            <w:rStyle w:val="Hyperlink"/>
+            <w:color w:val="auto"/>
+            <w:u w:val="none"/>
+          </w:rPr>
+          <w:t>O QUE É GIT E GITHUB? - definição e conceitos importantes 1/2</w:t>
+        </w:r>
+      </w:hyperlink>
+    </w:p>
+    <w:p>
+      <w:pPr>
+        <w:pStyle w:val="PargrafodaLista"/>
+        <w:numPr>
+          <w:ilvl w:val="0"/>
+          <w:numId w:val="7"/>
+        </w:numPr>
+      </w:pPr>
+      <w:hyperlink r:id="rId7" w:history="1">
+        <w:r>
+          <w:rPr>
+            <w:rStyle w:val="Hyperlink"/>
+            <w:color w:val="auto"/>
+            <w:u w:val="none"/>
+          </w:rPr>
+          <w:t>COMO USAR GIT E GITHUB NA PRÁTICA! - desde o primeiro commit até o pull request! 2/2</w:t>
+        </w:r>
+      </w:hyperlink>
+    </w:p>
+    <w:p>
+      <w:pPr>
+        <w:pStyle w:val="PargrafodaLista"/>
+        <w:numPr>
+          <w:ilvl w:val="0"/>
+          <w:numId w:val="7"/>
+        </w:numPr>
+      </w:pPr>
+      <w:hyperlink r:id="rId8" w:history="1">
+        <w:r>
+          <w:rPr>
+            <w:rStyle w:val="Hyperlink"/>
+            <w:color w:val="auto"/>
+            <w:u w:val="none"/>
+          </w:rPr>
+          <w:t>rafaballerini/GitTutorial: Tutorial de como usar o Git e Github na prática</w:t>
+        </w:r>
+      </w:hyperlink>
+    </w:p>
+    <w:p>
+      <w:pPr>
+        <w:rPr>
+          <w:b/>
+          <w:bCs/>
+        </w:rPr>
+      </w:pPr>
+    </w:p>
     <w:sectPr>
       <w:pgSz w:w="11906" w:h="16838"/>
       <w:pgMar w:top="1417" w:right="1701" w:bottom="1417" w:left="1701" w:header="708" w:footer="708" w:gutter="0"/>
@@ -2673,6 +2453,92 @@
     </w:lvl>
   </w:abstractNum>
   <w:abstractNum w:abstractNumId="2" w15:restartNumberingAfterBreak="0">
+    <w:nsid w:val="3D995A05"/>
+    <w:multiLevelType w:val="hybridMultilevel"/>
+    <w:tmpl w:val="7644854C"/>
+    <w:lvl w:ilvl="0" w:tplc="0416000F">
+      <w:start w:val="1"/>
+      <w:numFmt w:val="decimal"/>
+      <w:lvlText w:val="%1."/>
+      <w:lvlJc w:val="left"/>
+      <w:pPr>
+        <w:ind w:left="720" w:hanging="360"/>
+      </w:pPr>
+    </w:lvl>
+    <w:lvl w:ilvl="1" w:tplc="04160019" w:tentative="1">
+      <w:start w:val="1"/>
+      <w:numFmt w:val="lowerLetter"/>
+      <w:lvlText w:val="%2."/>
+      <w:lvlJc w:val="left"/>
+      <w:pPr>
+        <w:ind w:left="1440" w:hanging="360"/>
+      </w:pPr>
+    </w:lvl>
+    <w:lvl w:ilvl="2" w:tplc="0416001B" w:tentative="1">
+      <w:start w:val="1"/>
+      <w:numFmt w:val="lowerRoman"/>
+      <w:lvlText w:val="%3."/>
+      <w:lvlJc w:val="right"/>
+      <w:pPr>
+        <w:ind w:left="2160" w:hanging="180"/>
+      </w:pPr>
+    </w:lvl>
+    <w:lvl w:ilvl="3" w:tplc="0416000F" w:tentative="1">
+      <w:start w:val="1"/>
+      <w:numFmt w:val="decimal"/>
+      <w:lvlText w:val="%4."/>
+      <w:lvlJc w:val="left"/>
+      <w:pPr>
+        <w:ind w:left="2880" w:hanging="360"/>
+      </w:pPr>
+    </w:lvl>
+    <w:lvl w:ilvl="4" w:tplc="04160019" w:tentative="1">
+      <w:start w:val="1"/>
+      <w:numFmt w:val="lowerLetter"/>
+      <w:lvlText w:val="%5."/>
+      <w:lvlJc w:val="left"/>
+      <w:pPr>
+        <w:ind w:left="3600" w:hanging="360"/>
+      </w:pPr>
+    </w:lvl>
+    <w:lvl w:ilvl="5" w:tplc="0416001B" w:tentative="1">
+      <w:start w:val="1"/>
+      <w:numFmt w:val="lowerRoman"/>
+      <w:lvlText w:val="%6."/>
+      <w:lvlJc w:val="right"/>
+      <w:pPr>
+        <w:ind w:left="4320" w:hanging="180"/>
+      </w:pPr>
+    </w:lvl>
+    <w:lvl w:ilvl="6" w:tplc="0416000F" w:tentative="1">
+      <w:start w:val="1"/>
+      <w:numFmt w:val="decimal"/>
+      <w:lvlText w:val="%7."/>
+      <w:lvlJc w:val="left"/>
+      <w:pPr>
+        <w:ind w:left="5040" w:hanging="360"/>
+      </w:pPr>
+    </w:lvl>
+    <w:lvl w:ilvl="7" w:tplc="04160019" w:tentative="1">
+      <w:start w:val="1"/>
+      <w:numFmt w:val="lowerLetter"/>
+      <w:lvlText w:val="%8."/>
+      <w:lvlJc w:val="left"/>
+      <w:pPr>
+        <w:ind w:left="5760" w:hanging="360"/>
+      </w:pPr>
+    </w:lvl>
+    <w:lvl w:ilvl="8" w:tplc="0416001B" w:tentative="1">
+      <w:start w:val="1"/>
+      <w:numFmt w:val="lowerRoman"/>
+      <w:lvlText w:val="%9."/>
+      <w:lvlJc w:val="right"/>
+      <w:pPr>
+        <w:ind w:left="6480" w:hanging="180"/>
+      </w:pPr>
+    </w:lvl>
+  </w:abstractNum>
+  <w:abstractNum w:abstractNumId="3" w15:restartNumberingAfterBreak="0">
     <w:nsid w:val="4F9F54CD"/>
     <w:multiLevelType w:val="multilevel"/>
     <w:tmpl w:val="FFA4E05C"/>
@@ -2821,7 +2687,7 @@
       </w:rPr>
     </w:lvl>
   </w:abstractNum>
-  <w:abstractNum w:abstractNumId="3" w15:restartNumberingAfterBreak="0">
+  <w:abstractNum w:abstractNumId="4" w15:restartNumberingAfterBreak="0">
     <w:nsid w:val="550B40EA"/>
     <w:multiLevelType w:val="multilevel"/>
     <w:tmpl w:val="39805B5C"/>
@@ -2934,7 +2800,7 @@
       </w:pPr>
     </w:lvl>
   </w:abstractNum>
-  <w:abstractNum w:abstractNumId="4" w15:restartNumberingAfterBreak="0">
+  <w:abstractNum w:abstractNumId="5" w15:restartNumberingAfterBreak="0">
     <w:nsid w:val="59F00488"/>
     <w:multiLevelType w:val="multilevel"/>
     <w:tmpl w:val="FAB81AF0"/>
@@ -3081,22 +2947,114 @@
         <w:rFonts w:ascii="Wingdings" w:hAnsi="Wingdings" w:hint="default"/>
         <w:sz w:val="20"/>
       </w:rPr>
+    </w:lvl>
+  </w:abstractNum>
+  <w:abstractNum w:abstractNumId="6" w15:restartNumberingAfterBreak="0">
+    <w:nsid w:val="6BF97D7A"/>
+    <w:multiLevelType w:val="hybridMultilevel"/>
+    <w:tmpl w:val="10145356"/>
+    <w:lvl w:ilvl="0" w:tplc="0416000F">
+      <w:start w:val="1"/>
+      <w:numFmt w:val="decimal"/>
+      <w:lvlText w:val="%1."/>
+      <w:lvlJc w:val="left"/>
+      <w:pPr>
+        <w:ind w:left="720" w:hanging="360"/>
+      </w:pPr>
+    </w:lvl>
+    <w:lvl w:ilvl="1" w:tplc="04160019" w:tentative="1">
+      <w:start w:val="1"/>
+      <w:numFmt w:val="lowerLetter"/>
+      <w:lvlText w:val="%2."/>
+      <w:lvlJc w:val="left"/>
+      <w:pPr>
+        <w:ind w:left="1440" w:hanging="360"/>
+      </w:pPr>
+    </w:lvl>
+    <w:lvl w:ilvl="2" w:tplc="0416001B" w:tentative="1">
+      <w:start w:val="1"/>
+      <w:numFmt w:val="lowerRoman"/>
+      <w:lvlText w:val="%3."/>
+      <w:lvlJc w:val="right"/>
+      <w:pPr>
+        <w:ind w:left="2160" w:hanging="180"/>
+      </w:pPr>
+    </w:lvl>
+    <w:lvl w:ilvl="3" w:tplc="0416000F" w:tentative="1">
+      <w:start w:val="1"/>
+      <w:numFmt w:val="decimal"/>
+      <w:lvlText w:val="%4."/>
+      <w:lvlJc w:val="left"/>
+      <w:pPr>
+        <w:ind w:left="2880" w:hanging="360"/>
+      </w:pPr>
+    </w:lvl>
+    <w:lvl w:ilvl="4" w:tplc="04160019" w:tentative="1">
+      <w:start w:val="1"/>
+      <w:numFmt w:val="lowerLetter"/>
+      <w:lvlText w:val="%5."/>
+      <w:lvlJc w:val="left"/>
+      <w:pPr>
+        <w:ind w:left="3600" w:hanging="360"/>
+      </w:pPr>
+    </w:lvl>
+    <w:lvl w:ilvl="5" w:tplc="0416001B" w:tentative="1">
+      <w:start w:val="1"/>
+      <w:numFmt w:val="lowerRoman"/>
+      <w:lvlText w:val="%6."/>
+      <w:lvlJc w:val="right"/>
+      <w:pPr>
+        <w:ind w:left="4320" w:hanging="180"/>
+      </w:pPr>
+    </w:lvl>
+    <w:lvl w:ilvl="6" w:tplc="0416000F" w:tentative="1">
+      <w:start w:val="1"/>
+      <w:numFmt w:val="decimal"/>
+      <w:lvlText w:val="%7."/>
+      <w:lvlJc w:val="left"/>
+      <w:pPr>
+        <w:ind w:left="5040" w:hanging="360"/>
+      </w:pPr>
+    </w:lvl>
+    <w:lvl w:ilvl="7" w:tplc="04160019" w:tentative="1">
+      <w:start w:val="1"/>
+      <w:numFmt w:val="lowerLetter"/>
+      <w:lvlText w:val="%8."/>
+      <w:lvlJc w:val="left"/>
+      <w:pPr>
+        <w:ind w:left="5760" w:hanging="360"/>
+      </w:pPr>
+    </w:lvl>
+    <w:lvl w:ilvl="8" w:tplc="0416001B" w:tentative="1">
+      <w:start w:val="1"/>
+      <w:numFmt w:val="lowerRoman"/>
+      <w:lvlText w:val="%9."/>
+      <w:lvlJc w:val="right"/>
+      <w:pPr>
+        <w:ind w:left="6480" w:hanging="180"/>
+      </w:pPr>
     </w:lvl>
   </w:abstractNum>
   <w:num w:numId="1" w16cid:durableId="1704477919">
     <w:abstractNumId w:val="1"/>
   </w:num>
   <w:num w:numId="2" w16cid:durableId="1375886666">
-    <w:abstractNumId w:val="2"/>
+    <w:abstractNumId w:val="3"/>
   </w:num>
   <w:num w:numId="3" w16cid:durableId="875434303">
     <w:abstractNumId w:val="0"/>
   </w:num>
   <w:num w:numId="4" w16cid:durableId="1832401903">
+    <w:abstractNumId w:val="5"/>
+  </w:num>
+  <w:num w:numId="5" w16cid:durableId="428745047">
     <w:abstractNumId w:val="4"/>
   </w:num>
-  <w:num w:numId="5" w16cid:durableId="428745047">
-    <w:abstractNumId w:val="3"/>
+  <w:num w:numId="6" w16cid:durableId="1878197566">
+    <w:abstractNumId w:val="2"/>
+  </w:num>
+  <w:num w:numId="7" w16cid:durableId="2090273501">
+    <w:abstractNumId w:val="6"/>
   </w:num>
 </w:numbering>
 </file>
@@ -3705,7 +3663,6 @@
   <w:style w:type="character" w:default="1" w:styleId="Fontepargpadro">
     <w:name w:val="Default Paragraph Font"/>
     <w:uiPriority w:val="1"/>
-    <w:semiHidden/>
     <w:unhideWhenUsed/>
   </w:style>
   <w:style w:type="table" w:default="1" w:styleId="Tabelanormal">
@@ -4019,6 +3976,29 @@
       <w:spacing w:val="5"/>
     </w:rPr>
   </w:style>
+  <w:style w:type="character" w:styleId="Hyperlink">
+    <w:name w:val="Hyperlink"/>
+    <w:basedOn w:val="Fontepargpadro"/>
+    <w:uiPriority w:val="99"/>
+    <w:unhideWhenUsed/>
+    <w:rsid w:val="00C74845"/>
+    <w:rPr>
+      <w:color w:val="AD1F1F" w:themeColor="hyperlink"/>
+      <w:u w:val="single"/>
+    </w:rPr>
+  </w:style>
+  <w:style w:type="character" w:styleId="MenoPendente">
+    <w:name w:val="Unresolved Mention"/>
+    <w:basedOn w:val="Fontepargpadro"/>
+    <w:uiPriority w:val="99"/>
+    <w:semiHidden/>
+    <w:unhideWhenUsed/>
+    <w:rsid w:val="00C74845"/>
+    <w:rPr>
+      <w:color w:val="605E5C"/>
+      <w:shd w:val="clear" w:color="auto" w:fill="E1DFDD"/>
+    </w:rPr>
+  </w:style>
 </w:styles>
 </file>
 
